--- a/Отчет С.docx
+++ b/Отчет С.docx
@@ -1,6 +1,6 @@
 
 <file path=word/document.xml><?xml version="1.0" encoding="utf-8"?>
-<w:document xmlns:wpc="http://schemas.microsoft.com/office/word/2010/wordprocessingCanvas" xmlns:cx="http://schemas.microsoft.com/office/drawing/2014/chartex" xmlns:cx1="http://schemas.microsoft.com/office/drawing/2015/9/8/chartex" xmlns:cx2="http://schemas.microsoft.com/office/drawing/2015/10/21/chartex" xmlns:cx3="http://schemas.microsoft.com/office/drawing/2016/5/9/chartex" xmlns:cx4="http://schemas.microsoft.com/office/drawing/2016/5/10/chartex" xmlns:cx5="http://schemas.microsoft.com/office/drawing/2016/5/11/chartex" xmlns:cx6="http://schemas.microsoft.com/office/drawing/2016/5/12/chartex" xmlns:cx7="http://schemas.microsoft.com/office/drawing/2016/5/13/chartex" xmlns:cx8="http://schemas.microsoft.com/office/drawing/2016/5/14/chartex" xmlns:mc="http://schemas.openxmlformats.org/markup-compatibility/2006" xmlns:aink="http://schemas.microsoft.com/office/drawing/2016/ink" xmlns:am3d="http://schemas.microsoft.com/office/drawing/2017/model3d" xmlns:o="urn:schemas-microsoft-com:office:office" xmlns:oel="http://schemas.microsoft.com/office/2019/extlst" xmlns:r="http://schemas.openxmlformats.org/officeDocument/2006/relationships" xmlns:m="http://schemas.openxmlformats.org/officeDocument/2006/math" xmlns:v="urn:schemas-microsoft-com:vml" xmlns:wp14="http://schemas.microsoft.com/office/word/2010/wordprocessingDrawing" xmlns:wp="http://schemas.openxmlformats.org/drawingml/2006/wordprocessingDrawing" xmlns:w10="urn:schemas-microsoft-com:office:word" xmlns:w="http://schemas.openxmlformats.org/wordprocessingml/2006/main" xmlns:w14="http://schemas.microsoft.com/office/word/2010/wordml" xmlns:w15="http://schemas.microsoft.com/office/word/2012/wordml" xmlns:w16cex="http://schemas.microsoft.com/office/word/2018/wordml/cex" xmlns:w16cid="http://schemas.microsoft.com/office/word/2016/wordml/cid" xmlns:w16="http://schemas.microsoft.com/office/word/2018/wordml" xmlns:w16du="http://schemas.microsoft.com/office/word/2023/wordml/word16du" xmlns:w16sdtdh="http://schemas.microsoft.com/office/word/2020/wordml/sdtdatahash" xmlns:w16sdtfl="http://schemas.microsoft.com/office/word/2024/wordml/sdtformatlock" xmlns:w16se="http://schemas.microsoft.com/office/word/2015/wordml/symex" xmlns:wpg="http://schemas.microsoft.com/office/word/2010/wordprocessingGroup" xmlns:wpi="http://schemas.microsoft.com/office/word/2010/wordprocessingInk" xmlns:wne="http://schemas.microsoft.com/office/word/2006/wordml" xmlns:wps="http://schemas.microsoft.com/office/word/2010/wordprocessingShape" mc:Ignorable="w14 w15 w16se w16cid w16 w16cex w16sdtdh w16sdtfl w16du wp14">
+<w:document xmlns:wpc="http://schemas.microsoft.com/office/word/2010/wordprocessingCanvas" xmlns:cx="http://schemas.microsoft.com/office/drawing/2014/chartex" xmlns:cx1="http://schemas.microsoft.com/office/drawing/2015/9/8/chartex" xmlns:mc="http://schemas.openxmlformats.org/markup-compatibility/2006" xmlns:o="urn:schemas-microsoft-com:office:office" xmlns:r="http://schemas.openxmlformats.org/officeDocument/2006/relationships" xmlns:m="http://schemas.openxmlformats.org/officeDocument/2006/math" xmlns:v="urn:schemas-microsoft-com:vml" xmlns:wp14="http://schemas.microsoft.com/office/word/2010/wordprocessingDrawing" xmlns:wp="http://schemas.openxmlformats.org/drawingml/2006/wordprocessingDrawing" xmlns:w10="urn:schemas-microsoft-com:office:word" xmlns:w="http://schemas.openxmlformats.org/wordprocessingml/2006/main" xmlns:w14="http://schemas.microsoft.com/office/word/2010/wordml" xmlns:w15="http://schemas.microsoft.com/office/word/2012/wordml" xmlns:w16se="http://schemas.microsoft.com/office/word/2015/wordml/symex" xmlns:wpg="http://schemas.microsoft.com/office/word/2010/wordprocessingGroup" xmlns:wpi="http://schemas.microsoft.com/office/word/2010/wordprocessingInk" xmlns:wne="http://schemas.microsoft.com/office/word/2006/wordml" xmlns:wps="http://schemas.microsoft.com/office/word/2010/wordprocessingShape" mc:Ignorable="w14 w15 w16se wp14">
   <w:body>
     <w:sdt>
       <w:sdtPr>
@@ -113,7 +113,7 @@
           <w:r>
             <w:fldChar w:fldCharType="separate"/>
           </w:r>
-          <w:hyperlink w:anchor="_Toc234259522" w:history="1">
+          <w:hyperlink w:anchor="_Toc234266017" w:history="1">
             <w:r>
               <w:rPr>
                 <w:rStyle w:val="aff8"/>
@@ -140,7 +140,291 @@
                 <w:noProof/>
                 <w:webHidden/>
               </w:rPr>
-              <w:instrText xml:space="preserve"> PAGEREF _Toc234259522 \h </w:instrText>
+              <w:instrText xml:space="preserve"> PAGEREF _Toc234266017 \h </w:instrText>
+            </w:r>
+            <w:r>
+              <w:rPr>
+                <w:noProof/>
+                <w:webHidden/>
+              </w:rPr>
+            </w:r>
+            <w:r>
+              <w:rPr>
+                <w:noProof/>
+                <w:webHidden/>
+              </w:rPr>
+              <w:fldChar w:fldCharType="separate"/>
+            </w:r>
+            <w:r>
+              <w:rPr>
+                <w:noProof/>
+                <w:webHidden/>
+              </w:rPr>
+              <w:t>2</w:t>
+            </w:r>
+            <w:r>
+              <w:rPr>
+                <w:noProof/>
+                <w:webHidden/>
+              </w:rPr>
+              <w:fldChar w:fldCharType="end"/>
+            </w:r>
+          </w:hyperlink>
+        </w:p>
+        <w:p>
+          <w:pPr>
+            <w:pStyle w:val="16"/>
+            <w:tabs>
+              <w:tab w:val="right" w:leader="dot" w:pos="9679"/>
+            </w:tabs>
+            <w:rPr>
+              <w:rFonts w:asciiTheme="minorHAnsi" w:hAnsiTheme="minorHAnsi"/>
+              <w:noProof/>
+              <w:sz w:val="22"/>
+              <w:lang w:val="ru-RU" w:eastAsia="ru-RU"/>
+            </w:rPr>
+          </w:pPr>
+          <w:hyperlink w:anchor="_Toc234266018" w:history="1">
+            <w:r>
+              <w:rPr>
+                <w:rStyle w:val="aff8"/>
+                <w:noProof/>
+              </w:rPr>
+              <w:t>Постановка задачи</w:t>
+            </w:r>
+            <w:r>
+              <w:rPr>
+                <w:noProof/>
+                <w:webHidden/>
+              </w:rPr>
+              <w:tab/>
+            </w:r>
+            <w:r>
+              <w:rPr>
+                <w:noProof/>
+                <w:webHidden/>
+              </w:rPr>
+              <w:fldChar w:fldCharType="begin"/>
+            </w:r>
+            <w:r>
+              <w:rPr>
+                <w:noProof/>
+                <w:webHidden/>
+              </w:rPr>
+              <w:instrText xml:space="preserve"> PAGEREF _Toc234266018 \h </w:instrText>
+            </w:r>
+            <w:r>
+              <w:rPr>
+                <w:noProof/>
+                <w:webHidden/>
+              </w:rPr>
+            </w:r>
+            <w:r>
+              <w:rPr>
+                <w:noProof/>
+                <w:webHidden/>
+              </w:rPr>
+              <w:fldChar w:fldCharType="separate"/>
+            </w:r>
+            <w:r>
+              <w:rPr>
+                <w:noProof/>
+                <w:webHidden/>
+              </w:rPr>
+              <w:t>3</w:t>
+            </w:r>
+            <w:r>
+              <w:rPr>
+                <w:noProof/>
+                <w:webHidden/>
+              </w:rPr>
+              <w:fldChar w:fldCharType="end"/>
+            </w:r>
+          </w:hyperlink>
+        </w:p>
+        <w:p>
+          <w:pPr>
+            <w:pStyle w:val="16"/>
+            <w:tabs>
+              <w:tab w:val="right" w:leader="dot" w:pos="9679"/>
+            </w:tabs>
+            <w:rPr>
+              <w:rFonts w:asciiTheme="minorHAnsi" w:hAnsiTheme="minorHAnsi"/>
+              <w:noProof/>
+              <w:sz w:val="22"/>
+              <w:lang w:val="ru-RU" w:eastAsia="ru-RU"/>
+            </w:rPr>
+          </w:pPr>
+          <w:hyperlink w:anchor="_Toc234266019" w:history="1">
+            <w:r>
+              <w:rPr>
+                <w:rStyle w:val="aff8"/>
+                <w:noProof/>
+              </w:rPr>
+              <w:t>Выбор решения</w:t>
+            </w:r>
+            <w:r>
+              <w:rPr>
+                <w:noProof/>
+                <w:webHidden/>
+              </w:rPr>
+              <w:tab/>
+            </w:r>
+            <w:r>
+              <w:rPr>
+                <w:noProof/>
+                <w:webHidden/>
+              </w:rPr>
+              <w:fldChar w:fldCharType="begin"/>
+            </w:r>
+            <w:r>
+              <w:rPr>
+                <w:noProof/>
+                <w:webHidden/>
+              </w:rPr>
+              <w:instrText xml:space="preserve"> PAGEREF _Toc234266019 \h </w:instrText>
+            </w:r>
+            <w:r>
+              <w:rPr>
+                <w:noProof/>
+                <w:webHidden/>
+              </w:rPr>
+            </w:r>
+            <w:r>
+              <w:rPr>
+                <w:noProof/>
+                <w:webHidden/>
+              </w:rPr>
+              <w:fldChar w:fldCharType="separate"/>
+            </w:r>
+            <w:r>
+              <w:rPr>
+                <w:noProof/>
+                <w:webHidden/>
+              </w:rPr>
+              <w:t>4</w:t>
+            </w:r>
+            <w:r>
+              <w:rPr>
+                <w:noProof/>
+                <w:webHidden/>
+              </w:rPr>
+              <w:fldChar w:fldCharType="end"/>
+            </w:r>
+          </w:hyperlink>
+        </w:p>
+        <w:p>
+          <w:pPr>
+            <w:pStyle w:val="16"/>
+            <w:tabs>
+              <w:tab w:val="right" w:leader="dot" w:pos="9679"/>
+            </w:tabs>
+            <w:rPr>
+              <w:rFonts w:asciiTheme="minorHAnsi" w:hAnsiTheme="minorHAnsi"/>
+              <w:noProof/>
+              <w:sz w:val="22"/>
+              <w:lang w:val="ru-RU" w:eastAsia="ru-RU"/>
+            </w:rPr>
+          </w:pPr>
+          <w:hyperlink w:anchor="_Toc234266020" w:history="1">
+            <w:r>
+              <w:rPr>
+                <w:rStyle w:val="aff8"/>
+                <w:noProof/>
+              </w:rPr>
+              <w:t>Описание программы</w:t>
+            </w:r>
+            <w:r>
+              <w:rPr>
+                <w:noProof/>
+                <w:webHidden/>
+              </w:rPr>
+              <w:tab/>
+            </w:r>
+            <w:r>
+              <w:rPr>
+                <w:noProof/>
+                <w:webHidden/>
+              </w:rPr>
+              <w:fldChar w:fldCharType="begin"/>
+            </w:r>
+            <w:r>
+              <w:rPr>
+                <w:noProof/>
+                <w:webHidden/>
+              </w:rPr>
+              <w:instrText xml:space="preserve"> PAGEREF _Toc234266020 \h </w:instrText>
+            </w:r>
+            <w:r>
+              <w:rPr>
+                <w:noProof/>
+                <w:webHidden/>
+              </w:rPr>
+            </w:r>
+            <w:r>
+              <w:rPr>
+                <w:noProof/>
+                <w:webHidden/>
+              </w:rPr>
+              <w:fldChar w:fldCharType="separate"/>
+            </w:r>
+            <w:r>
+              <w:rPr>
+                <w:noProof/>
+                <w:webHidden/>
+              </w:rPr>
+              <w:t>5</w:t>
+            </w:r>
+            <w:r>
+              <w:rPr>
+                <w:noProof/>
+                <w:webHidden/>
+              </w:rPr>
+              <w:fldChar w:fldCharType="end"/>
+            </w:r>
+          </w:hyperlink>
+        </w:p>
+        <w:p>
+          <w:pPr>
+            <w:pStyle w:val="16"/>
+            <w:tabs>
+              <w:tab w:val="right" w:leader="dot" w:pos="9679"/>
+            </w:tabs>
+            <w:rPr>
+              <w:rFonts w:asciiTheme="minorHAnsi" w:hAnsiTheme="minorHAnsi"/>
+              <w:noProof/>
+              <w:sz w:val="22"/>
+              <w:lang w:val="ru-RU" w:eastAsia="ru-RU"/>
+            </w:rPr>
+          </w:pPr>
+          <w:hyperlink w:anchor="_Toc234266021" w:history="1">
+            <w:r>
+              <w:rPr>
+                <w:rStyle w:val="aff8"/>
+                <w:noProof/>
+              </w:rPr>
+              <w:t>Схемы программы</w:t>
+            </w:r>
+            <w:r>
+              <w:rPr>
+                <w:noProof/>
+                <w:webHidden/>
+              </w:rPr>
+              <w:tab/>
+            </w:r>
+            <w:r>
+              <w:rPr>
+                <w:noProof/>
+                <w:webHidden/>
+              </w:rPr>
+              <w:fldChar w:fldCharType="begin"/>
+            </w:r>
+            <w:r>
+              <w:rPr>
+                <w:noProof/>
+                <w:webHidden/>
+              </w:rPr>
+              <w:instrText xml:space="preserve"> PAGEREF _Toc234266021 \h </w:instrText>
             </w:r>
             <w:r>
               <w:rPr>
@@ -184,13 +468,13 @@
               <w:lang w:val="ru-RU" w:eastAsia="ru-RU"/>
             </w:rPr>
           </w:pPr>
-          <w:hyperlink w:anchor="_Toc234259523" w:history="1">
+          <w:hyperlink w:anchor="_Toc234266022" w:history="1">
             <w:r>
               <w:rPr>
                 <w:rStyle w:val="aff8"/>
                 <w:noProof/>
               </w:rPr>
-              <w:t>Постановка задачи</w:t>
+              <w:t>Тестирование программы</w:t>
             </w:r>
             <w:r>
               <w:rPr>
@@ -211,78 +495,7 @@
                 <w:noProof/>
                 <w:webHidden/>
               </w:rPr>
-              <w:instrText xml:space="preserve"> PAGEREF _Toc234259523 \h </w:instrText>
-            </w:r>
-            <w:r>
-              <w:rPr>
-                <w:noProof/>
-                <w:webHidden/>
-              </w:rPr>
-            </w:r>
-            <w:r>
-              <w:rPr>
-                <w:noProof/>
-                <w:webHidden/>
-              </w:rPr>
-              <w:fldChar w:fldCharType="separate"/>
-            </w:r>
-            <w:r>
-              <w:rPr>
-                <w:noProof/>
-                <w:webHidden/>
-              </w:rPr>
-              <w:t>8</w:t>
-            </w:r>
-            <w:r>
-              <w:rPr>
-                <w:noProof/>
-                <w:webHidden/>
-              </w:rPr>
-              <w:fldChar w:fldCharType="end"/>
-            </w:r>
-          </w:hyperlink>
-        </w:p>
-        <w:p>
-          <w:pPr>
-            <w:pStyle w:val="16"/>
-            <w:tabs>
-              <w:tab w:val="right" w:leader="dot" w:pos="9679"/>
-            </w:tabs>
-            <w:rPr>
-              <w:rFonts w:asciiTheme="minorHAnsi" w:hAnsiTheme="minorHAnsi"/>
-              <w:noProof/>
-              <w:sz w:val="22"/>
-              <w:lang w:val="ru-RU" w:eastAsia="ru-RU"/>
-            </w:rPr>
-          </w:pPr>
-          <w:hyperlink w:anchor="_Toc234259524" w:history="1">
-            <w:r>
-              <w:rPr>
-                <w:rStyle w:val="aff8"/>
-                <w:noProof/>
-              </w:rPr>
-              <w:t>Выбор решения</w:t>
-            </w:r>
-            <w:r>
-              <w:rPr>
-                <w:noProof/>
-                <w:webHidden/>
-              </w:rPr>
-              <w:tab/>
-            </w:r>
-            <w:r>
-              <w:rPr>
-                <w:noProof/>
-                <w:webHidden/>
-              </w:rPr>
-              <w:fldChar w:fldCharType="begin"/>
-            </w:r>
-            <w:r>
-              <w:rPr>
-                <w:noProof/>
-                <w:webHidden/>
-              </w:rPr>
-              <w:instrText xml:space="preserve"> PAGEREF _Toc234259524 \h </w:instrText>
+              <w:instrText xml:space="preserve"> PAGEREF _Toc234266022 \h </w:instrText>
             </w:r>
             <w:r>
               <w:rPr>
@@ -326,13 +539,13 @@
               <w:lang w:val="ru-RU" w:eastAsia="ru-RU"/>
             </w:rPr>
           </w:pPr>
-          <w:hyperlink w:anchor="_Toc234259525" w:history="1">
+          <w:hyperlink w:anchor="_Toc234266023" w:history="1">
             <w:r>
               <w:rPr>
                 <w:rStyle w:val="aff8"/>
                 <w:noProof/>
               </w:rPr>
-              <w:t>Описание программы</w:t>
+              <w:t>Отладка</w:t>
             </w:r>
             <w:r>
               <w:rPr>
@@ -353,7 +566,7 @@
                 <w:noProof/>
                 <w:webHidden/>
               </w:rPr>
-              <w:instrText xml:space="preserve"> PAGEREF _Toc234259525 \h </w:instrText>
+              <w:instrText xml:space="preserve"> PAGEREF _Toc234266023 \h </w:instrText>
             </w:r>
             <w:r>
               <w:rPr>
@@ -397,13 +610,13 @@
               <w:lang w:val="ru-RU" w:eastAsia="ru-RU"/>
             </w:rPr>
           </w:pPr>
-          <w:hyperlink w:anchor="_Toc234259526" w:history="1">
+          <w:hyperlink w:anchor="_Toc234266024" w:history="1">
             <w:r>
               <w:rPr>
                 <w:rStyle w:val="aff8"/>
                 <w:noProof/>
               </w:rPr>
-              <w:t>Схемы программы</w:t>
+              <w:t>Заключение</w:t>
             </w:r>
             <w:r>
               <w:rPr>
@@ -424,7 +637,7 @@
                 <w:noProof/>
                 <w:webHidden/>
               </w:rPr>
-              <w:instrText xml:space="preserve"> PAGEREF _Toc234259526 \h </w:instrText>
+              <w:instrText xml:space="preserve"> PAGEREF _Toc234266024 \h </w:instrText>
             </w:r>
             <w:r>
               <w:rPr>
@@ -444,7 +657,7 @@
                 <w:noProof/>
                 <w:webHidden/>
               </w:rPr>
-              <w:t>12</w:t>
+              <w:t>13</w:t>
             </w:r>
             <w:r>
               <w:rPr>
@@ -468,13 +681,13 @@
               <w:lang w:val="ru-RU" w:eastAsia="ru-RU"/>
             </w:rPr>
           </w:pPr>
-          <w:hyperlink w:anchor="_Toc234259527" w:history="1">
+          <w:hyperlink w:anchor="_Toc234266025" w:history="1">
             <w:r>
               <w:rPr>
                 <w:rStyle w:val="aff8"/>
                 <w:noProof/>
               </w:rPr>
-              <w:t>Тестирование программы</w:t>
+              <w:t>Список используемой литературы</w:t>
             </w:r>
             <w:r>
               <w:rPr>
@@ -495,7 +708,7 @@
                 <w:noProof/>
                 <w:webHidden/>
               </w:rPr>
-              <w:instrText xml:space="preserve"> PAGEREF _Toc234259527 \h </w:instrText>
+              <w:instrText xml:space="preserve"> PAGEREF _Toc234266025 \h </w:instrText>
             </w:r>
             <w:r>
               <w:rPr>
@@ -539,13 +752,13 @@
               <w:lang w:val="ru-RU" w:eastAsia="ru-RU"/>
             </w:rPr>
           </w:pPr>
-          <w:hyperlink w:anchor="_Toc234259528" w:history="1">
+          <w:hyperlink w:anchor="_Toc234266026" w:history="1">
             <w:r>
               <w:rPr>
                 <w:rStyle w:val="aff8"/>
                 <w:noProof/>
               </w:rPr>
-              <w:t>Отладка</w:t>
+              <w:t>Приложение А. Листинг программы</w:t>
             </w:r>
             <w:r>
               <w:rPr>
@@ -566,7 +779,7 @@
                 <w:noProof/>
                 <w:webHidden/>
               </w:rPr>
-              <w:instrText xml:space="preserve"> PAGEREF _Toc234259528 \h </w:instrText>
+              <w:instrText xml:space="preserve"> PAGEREF _Toc234266026 \h </w:instrText>
             </w:r>
             <w:r>
               <w:rPr>
@@ -599,219 +812,6 @@
         </w:p>
         <w:p>
           <w:pPr>
-            <w:pStyle w:val="16"/>
-            <w:tabs>
-              <w:tab w:val="right" w:leader="dot" w:pos="9679"/>
-            </w:tabs>
-            <w:rPr>
-              <w:rFonts w:asciiTheme="minorHAnsi" w:hAnsiTheme="minorHAnsi"/>
-              <w:noProof/>
-              <w:sz w:val="22"/>
-              <w:lang w:val="ru-RU" w:eastAsia="ru-RU"/>
-            </w:rPr>
-          </w:pPr>
-          <w:hyperlink w:anchor="_Toc234259529" w:history="1">
-            <w:r>
-              <w:rPr>
-                <w:rStyle w:val="aff8"/>
-                <w:noProof/>
-              </w:rPr>
-              <w:t>Заключение</w:t>
-            </w:r>
-            <w:r>
-              <w:rPr>
-                <w:noProof/>
-                <w:webHidden/>
-              </w:rPr>
-              <w:tab/>
-            </w:r>
-            <w:r>
-              <w:rPr>
-                <w:noProof/>
-                <w:webHidden/>
-              </w:rPr>
-              <w:fldChar w:fldCharType="begin"/>
-            </w:r>
-            <w:r>
-              <w:rPr>
-                <w:noProof/>
-                <w:webHidden/>
-              </w:rPr>
-              <w:instrText xml:space="preserve"> PAGEREF _Toc234259529 \h </w:instrText>
-            </w:r>
-            <w:r>
-              <w:rPr>
-                <w:noProof/>
-                <w:webHidden/>
-              </w:rPr>
-            </w:r>
-            <w:r>
-              <w:rPr>
-                <w:noProof/>
-                <w:webHidden/>
-              </w:rPr>
-              <w:fldChar w:fldCharType="separate"/>
-            </w:r>
-            <w:r>
-              <w:rPr>
-                <w:noProof/>
-                <w:webHidden/>
-              </w:rPr>
-              <w:t>18</w:t>
-            </w:r>
-            <w:r>
-              <w:rPr>
-                <w:noProof/>
-                <w:webHidden/>
-              </w:rPr>
-              <w:fldChar w:fldCharType="end"/>
-            </w:r>
-          </w:hyperlink>
-        </w:p>
-        <w:p>
-          <w:pPr>
-            <w:pStyle w:val="16"/>
-            <w:tabs>
-              <w:tab w:val="right" w:leader="dot" w:pos="9679"/>
-            </w:tabs>
-            <w:rPr>
-              <w:rFonts w:asciiTheme="minorHAnsi" w:hAnsiTheme="minorHAnsi"/>
-              <w:noProof/>
-              <w:sz w:val="22"/>
-              <w:lang w:val="ru-RU" w:eastAsia="ru-RU"/>
-            </w:rPr>
-          </w:pPr>
-          <w:hyperlink w:anchor="_Toc234259530" w:history="1">
-            <w:r>
-              <w:rPr>
-                <w:rStyle w:val="aff8"/>
-                <w:noProof/>
-              </w:rPr>
-              <w:t>Список используемой литературы</w:t>
-            </w:r>
-            <w:r>
-              <w:rPr>
-                <w:noProof/>
-                <w:webHidden/>
-              </w:rPr>
-              <w:tab/>
-            </w:r>
-            <w:r>
-              <w:rPr>
-                <w:noProof/>
-                <w:webHidden/>
-              </w:rPr>
-              <w:fldChar w:fldCharType="begin"/>
-            </w:r>
-            <w:r>
-              <w:rPr>
-                <w:noProof/>
-                <w:webHidden/>
-              </w:rPr>
-              <w:instrText xml:space="preserve"> PAGEREF _Toc234259530 \h </w:instrText>
-            </w:r>
-            <w:r>
-              <w:rPr>
-                <w:noProof/>
-                <w:webHidden/>
-              </w:rPr>
-            </w:r>
-            <w:r>
-              <w:rPr>
-                <w:noProof/>
-                <w:webHidden/>
-              </w:rPr>
-              <w:fldChar w:fldCharType="separate"/>
-            </w:r>
-            <w:r>
-              <w:rPr>
-                <w:noProof/>
-                <w:webHidden/>
-              </w:rPr>
-              <w:t>19</w:t>
-            </w:r>
-            <w:r>
-              <w:rPr>
-                <w:noProof/>
-                <w:webHidden/>
-              </w:rPr>
-              <w:fldChar w:fldCharType="end"/>
-            </w:r>
-          </w:hyperlink>
-        </w:p>
-        <w:p>
-          <w:pPr>
-            <w:pStyle w:val="16"/>
-            <w:tabs>
-              <w:tab w:val="right" w:leader="dot" w:pos="9679"/>
-            </w:tabs>
-            <w:rPr>
-              <w:rFonts w:asciiTheme="minorHAnsi" w:hAnsiTheme="minorHAnsi"/>
-              <w:noProof/>
-              <w:sz w:val="22"/>
-              <w:lang w:val="ru-RU" w:eastAsia="ru-RU"/>
-            </w:rPr>
-          </w:pPr>
-          <w:hyperlink w:anchor="_Toc234259531" w:history="1">
-            <w:r>
-              <w:rPr>
-                <w:rStyle w:val="aff8"/>
-                <w:noProof/>
-              </w:rPr>
-              <w:t>Приложение А. Листинг программы</w:t>
-            </w:r>
-            <w:r>
-              <w:rPr>
-                <w:noProof/>
-                <w:webHidden/>
-              </w:rPr>
-              <w:tab/>
-            </w:r>
-            <w:r>
-              <w:rPr>
-                <w:noProof/>
-                <w:webHidden/>
-              </w:rPr>
-              <w:fldChar w:fldCharType="begin"/>
-            </w:r>
-            <w:r>
-              <w:rPr>
-                <w:noProof/>
-                <w:webHidden/>
-              </w:rPr>
-              <w:instrText xml:space="preserve"> PAGEREF _Toc234259531 \h </w:instrText>
-            </w:r>
-            <w:r>
-              <w:rPr>
-                <w:noProof/>
-                <w:webHidden/>
-              </w:rPr>
-            </w:r>
-            <w:r>
-              <w:rPr>
-                <w:noProof/>
-                <w:webHidden/>
-              </w:rPr>
-              <w:fldChar w:fldCharType="separate"/>
-            </w:r>
-            <w:r>
-              <w:rPr>
-                <w:noProof/>
-                <w:webHidden/>
-              </w:rPr>
-              <w:t>20</w:t>
-            </w:r>
-            <w:r>
-              <w:rPr>
-                <w:noProof/>
-                <w:webHidden/>
-              </w:rPr>
-              <w:fldChar w:fldCharType="end"/>
-            </w:r>
-          </w:hyperlink>
-        </w:p>
-        <w:p>
-          <w:pPr>
             <w:rPr>
               <w:lang w:val="ru-RU"/>
             </w:rPr>
@@ -838,20 +838,22 @@
         </w:rPr>
         <w:br w:type="page"/>
       </w:r>
-    </w:p>
-    <w:p>
-      <w:pPr>
-        <w:pStyle w:val="14"/>
-      </w:pPr>
-      <w:bookmarkStart w:id="0" w:name="_Toc234259522"/>
-      <w:r>
-        <w:lastRenderedPageBreak/>
-        <w:t>Введение</w:t>
-      </w:r>
+      <w:bookmarkStart w:id="0" w:name="_GoBack"/>
       <w:bookmarkEnd w:id="0"/>
     </w:p>
     <w:p>
       <w:pPr>
+        <w:pStyle w:val="14"/>
+      </w:pPr>
+      <w:bookmarkStart w:id="1" w:name="_Toc234266017"/>
+      <w:r>
+        <w:lastRenderedPageBreak/>
+        <w:t>Введение</w:t>
+      </w:r>
+      <w:bookmarkEnd w:id="1"/>
+    </w:p>
+    <w:p>
+      <w:pPr>
         <w:ind w:firstLine="709"/>
         <w:jc w:val="both"/>
         <w:rPr>
@@ -930,6 +932,7 @@
         </w:rPr>
         <w:t xml:space="preserve"> сортировка имеет гарантированную сложность </w:t>
       </w:r>
+      <w:proofErr w:type="gramStart"/>
       <w:r>
         <w:t>O</w:t>
       </w:r>
@@ -939,6 +942,7 @@
         </w:rPr>
         <w:t>(</w:t>
       </w:r>
+      <w:proofErr w:type="gramEnd"/>
       <w:r>
         <w:t>n</w:t>
       </w:r>
@@ -985,12 +989,12 @@
         <w:pStyle w:val="14"/>
         <w:jc w:val="left"/>
       </w:pPr>
-      <w:bookmarkStart w:id="1" w:name="_Toc234259523"/>
+      <w:bookmarkStart w:id="2" w:name="_Toc234266018"/>
       <w:r>
         <w:lastRenderedPageBreak/>
         <w:t>Постановка задачи</w:t>
       </w:r>
-      <w:bookmarkEnd w:id="1"/>
+      <w:bookmarkEnd w:id="2"/>
     </w:p>
     <w:p>
       <w:pPr>
@@ -1118,6 +1122,7 @@
         </w:rPr>
         <w:t xml:space="preserve">гарантированная сложность </w:t>
       </w:r>
+      <w:proofErr w:type="gramStart"/>
       <w:r>
         <w:t>O</w:t>
       </w:r>
@@ -1127,6 +1132,7 @@
         </w:rPr>
         <w:t>(</w:t>
       </w:r>
+      <w:proofErr w:type="gramEnd"/>
       <w:r>
         <w:t>n</w:t>
       </w:r>
@@ -1389,238 +1395,16 @@
       <w:pPr>
         <w:pStyle w:val="14"/>
       </w:pPr>
-      <w:bookmarkStart w:id="2" w:name="_Toc234259524"/>
+      <w:bookmarkStart w:id="3" w:name="_Toc234266019"/>
       <w:r>
         <w:lastRenderedPageBreak/>
         <w:t>Выбор решения</w:t>
-      </w:r>
-      <w:bookmarkEnd w:id="2"/>
-    </w:p>
-    <w:p>
-      <w:pPr>
-        <w:ind w:firstLine="709"/>
-        <w:jc w:val="both"/>
-        <w:rPr>
-          <w:lang w:val="ru-RU"/>
-        </w:rPr>
-      </w:pPr>
-      <w:r>
-        <w:rPr>
-          <w:lang w:val="ru-RU"/>
-        </w:rPr>
-        <w:t xml:space="preserve">Для написания данной программы был использован язык программирования </w:t>
-      </w:r>
-      <w:r>
-        <w:t>C</w:t>
-      </w:r>
-      <w:r>
-        <w:rPr>
-          <w:lang w:val="ru-RU"/>
-        </w:rPr>
-        <w:t xml:space="preserve">++. Этот язык является одним из самых распространённых языков программирования. </w:t>
-      </w:r>
-      <w:r>
-        <w:t>C</w:t>
-      </w:r>
-      <w:r>
-        <w:rPr>
-          <w:lang w:val="ru-RU"/>
-        </w:rPr>
-        <w:t>++ сочетает свойства как высокоуровневых, так и низкоуровневых языков, поддерживает объектно-ориентированное и обобщённое программирование, а также обладает богатой стандартной библиотекой (</w:t>
-      </w:r>
-      <w:r>
-        <w:t>STL</w:t>
-      </w:r>
-      <w:r>
-        <w:rPr>
-          <w:lang w:val="ru-RU"/>
-        </w:rPr>
-        <w:t>), включающей контейнеры (</w:t>
-      </w:r>
-      <w:r>
-        <w:t>vector</w:t>
-      </w:r>
-      <w:r>
-        <w:rPr>
-          <w:lang w:val="ru-RU"/>
-        </w:rPr>
-        <w:t>), алгоритмы и средства измерения времени (</w:t>
-      </w:r>
-      <w:r>
-        <w:t>chrono</w:t>
-      </w:r>
-      <w:r>
-        <w:rPr>
-          <w:lang w:val="ru-RU"/>
-        </w:rPr>
-        <w:t xml:space="preserve">). Указанные преимущества </w:t>
-      </w:r>
-      <w:r>
-        <w:t>C</w:t>
-      </w:r>
-      <w:r>
-        <w:rPr>
-          <w:lang w:val="ru-RU"/>
-        </w:rPr>
-        <w:t>++ обеспечивают хорошее качество разработки почти любого вида программного продукта.</w:t>
-      </w:r>
-    </w:p>
-    <w:p>
-      <w:pPr>
-        <w:ind w:firstLine="709"/>
-        <w:jc w:val="both"/>
-        <w:rPr>
-          <w:lang w:val="ru-RU"/>
-        </w:rPr>
-      </w:pPr>
-      <w:r>
-        <w:rPr>
-          <w:lang w:val="ru-RU"/>
-        </w:rPr>
-        <w:t xml:space="preserve">В качестве среды программирования была выбрана программа </w:t>
-      </w:r>
-      <w:r>
-        <w:t>Microsoft</w:t>
-      </w:r>
-      <w:r>
-        <w:rPr>
-          <w:lang w:val="ru-RU"/>
-        </w:rPr>
-        <w:t xml:space="preserve"> </w:t>
-      </w:r>
-      <w:r>
-        <w:t>Visual</w:t>
-      </w:r>
-      <w:r>
-        <w:rPr>
-          <w:lang w:val="ru-RU"/>
-        </w:rPr>
-        <w:t xml:space="preserve"> </w:t>
-      </w:r>
-      <w:r>
-        <w:t>Studio</w:t>
-      </w:r>
-      <w:r>
-        <w:rPr>
-          <w:lang w:val="ru-RU"/>
-        </w:rPr>
-        <w:t xml:space="preserve">. </w:t>
-      </w:r>
-      <w:r>
-        <w:t>Microsoft</w:t>
-      </w:r>
-      <w:r>
-        <w:rPr>
-          <w:lang w:val="ru-RU"/>
-        </w:rPr>
-        <w:t xml:space="preserve"> </w:t>
-      </w:r>
-      <w:r>
-        <w:t>Visual</w:t>
-      </w:r>
-      <w:r>
-        <w:rPr>
-          <w:lang w:val="ru-RU"/>
-        </w:rPr>
-        <w:t xml:space="preserve"> </w:t>
-      </w:r>
-      <w:r>
-        <w:t>Studio</w:t>
-      </w:r>
-      <w:r>
-        <w:rPr>
-          <w:lang w:val="ru-RU"/>
-        </w:rPr>
-        <w:t xml:space="preserve"> — это программная среда по разработке приложений для ОС </w:t>
-      </w:r>
-      <w:r>
-        <w:t>Windows</w:t>
-      </w:r>
-      <w:r>
-        <w:rPr>
-          <w:lang w:val="ru-RU"/>
-        </w:rPr>
-        <w:t>, как консольных, так и с графическим интерфейсом.</w:t>
-      </w:r>
-    </w:p>
-    <w:p>
-      <w:pPr>
-        <w:ind w:firstLine="709"/>
-        <w:jc w:val="both"/>
-        <w:rPr>
-          <w:lang w:val="ru-RU"/>
-        </w:rPr>
-      </w:pPr>
-      <w:r>
-        <w:rPr>
-          <w:lang w:val="ru-RU"/>
-        </w:rPr>
-        <w:t xml:space="preserve">Для удобства совместной разработки был использован сервис </w:t>
-      </w:r>
-      <w:r>
-        <w:t>GitHub</w:t>
-      </w:r>
-      <w:r>
-        <w:rPr>
-          <w:lang w:val="ru-RU"/>
-        </w:rPr>
-        <w:t xml:space="preserve">. </w:t>
-      </w:r>
-      <w:r>
-        <w:t>GitHub</w:t>
-      </w:r>
-      <w:r>
-        <w:rPr>
-          <w:lang w:val="ru-RU"/>
-        </w:rPr>
-        <w:t xml:space="preserve"> — крупнейший веб-сервис для хостинга </w:t>
-      </w:r>
-      <w:r>
-        <w:t>IT</w:t>
-      </w:r>
-      <w:r>
-        <w:rPr>
-          <w:lang w:val="ru-RU"/>
-        </w:rPr>
-        <w:t xml:space="preserve">-проектов и их совместной разработки, основанный на системе контроля версий </w:t>
-      </w:r>
-      <w:r>
-        <w:t>Git</w:t>
-      </w:r>
-      <w:r>
-        <w:rPr>
-          <w:lang w:val="ru-RU"/>
-        </w:rPr>
-        <w:t>. Сервис позволяет вести историю изменений проекта, работать с ветками и коммитами, а также организовывать командную работу над кодом.</w:t>
-      </w:r>
-    </w:p>
-    <w:p>
-      <w:pPr>
-        <w:rPr>
-          <w:lang w:val="ru-RU"/>
-        </w:rPr>
-      </w:pPr>
-      <w:r>
-        <w:rPr>
-          <w:lang w:val="ru-RU"/>
-        </w:rPr>
-        <w:br w:type="page"/>
-      </w:r>
-    </w:p>
-    <w:p>
-      <w:pPr>
-        <w:pStyle w:val="14"/>
-        <w:jc w:val="left"/>
-      </w:pPr>
-      <w:bookmarkStart w:id="3" w:name="_Toc234259525"/>
-      <w:r>
-        <w:lastRenderedPageBreak/>
-        <w:t>Описание программы</w:t>
       </w:r>
       <w:bookmarkEnd w:id="3"/>
     </w:p>
     <w:p>
       <w:pPr>
+        <w:ind w:firstLine="709"/>
         <w:jc w:val="both"/>
         <w:rPr>
           <w:lang w:val="ru-RU"/>
@@ -1630,11 +1414,66 @@
         <w:rPr>
           <w:lang w:val="ru-RU"/>
         </w:rPr>
-        <w:t>При запуске программы выводится цветное меню из пяти пунктов:</w:t>
+        <w:t xml:space="preserve">Для написания данной программы был использован язык программирования </w:t>
+      </w:r>
+      <w:r>
+        <w:t>C</w:t>
+      </w:r>
+      <w:r>
+        <w:rPr>
+          <w:lang w:val="ru-RU"/>
+        </w:rPr>
+        <w:t xml:space="preserve">++. Этот язык является одним из самых распространённых языков программирования. </w:t>
+      </w:r>
+      <w:r>
+        <w:t>C</w:t>
+      </w:r>
+      <w:r>
+        <w:rPr>
+          <w:lang w:val="ru-RU"/>
+        </w:rPr>
+        <w:t>++ сочетает свойства как высокоуровневых, так и низкоуровневых языков, поддерживает объектно-ориентированное и обобщённое программирование, а также обладает богатой стандартной библиотекой (</w:t>
+      </w:r>
+      <w:r>
+        <w:t>STL</w:t>
+      </w:r>
+      <w:r>
+        <w:rPr>
+          <w:lang w:val="ru-RU"/>
+        </w:rPr>
+        <w:t>), включающей контейнеры (</w:t>
+      </w:r>
+      <w:r>
+        <w:t>vector</w:t>
+      </w:r>
+      <w:r>
+        <w:rPr>
+          <w:lang w:val="ru-RU"/>
+        </w:rPr>
+        <w:t>), алгоритмы и средства измерения времени (</w:t>
+      </w:r>
+      <w:r>
+        <w:t>chrono</w:t>
+      </w:r>
+      <w:r>
+        <w:rPr>
+          <w:lang w:val="ru-RU"/>
+        </w:rPr>
+        <w:t xml:space="preserve">). Указанные преимущества </w:t>
+      </w:r>
+      <w:r>
+        <w:t>C</w:t>
+      </w:r>
+      <w:r>
+        <w:rPr>
+          <w:lang w:val="ru-RU"/>
+        </w:rPr>
+        <w:t>++ обеспечивают хорошее качество разработки почти любого вида программного продукта.</w:t>
       </w:r>
     </w:p>
     <w:p>
       <w:pPr>
+        <w:ind w:firstLine="709"/>
         <w:jc w:val="both"/>
         <w:rPr>
           <w:lang w:val="ru-RU"/>
@@ -1644,11 +1483,75 @@
         <w:rPr>
           <w:lang w:val="ru-RU"/>
         </w:rPr>
-        <w:t>а) ввести массив вручную;</w:t>
+        <w:t xml:space="preserve">В качестве среды программирования была выбрана программа </w:t>
+      </w:r>
+      <w:r>
+        <w:t>Microsoft</w:t>
+      </w:r>
+      <w:r>
+        <w:rPr>
+          <w:lang w:val="ru-RU"/>
+        </w:rPr>
+        <w:t xml:space="preserve"> </w:t>
+      </w:r>
+      <w:r>
+        <w:t>Visual</w:t>
+      </w:r>
+      <w:r>
+        <w:rPr>
+          <w:lang w:val="ru-RU"/>
+        </w:rPr>
+        <w:t xml:space="preserve"> </w:t>
+      </w:r>
+      <w:r>
+        <w:t>Studio</w:t>
+      </w:r>
+      <w:r>
+        <w:rPr>
+          <w:lang w:val="ru-RU"/>
+        </w:rPr>
+        <w:t xml:space="preserve">. </w:t>
+      </w:r>
+      <w:r>
+        <w:t>Microsoft</w:t>
+      </w:r>
+      <w:r>
+        <w:rPr>
+          <w:lang w:val="ru-RU"/>
+        </w:rPr>
+        <w:t xml:space="preserve"> </w:t>
+      </w:r>
+      <w:r>
+        <w:t>Visual</w:t>
+      </w:r>
+      <w:r>
+        <w:rPr>
+          <w:lang w:val="ru-RU"/>
+        </w:rPr>
+        <w:t xml:space="preserve"> </w:t>
+      </w:r>
+      <w:r>
+        <w:t>Studio</w:t>
+      </w:r>
+      <w:r>
+        <w:rPr>
+          <w:lang w:val="ru-RU"/>
+        </w:rPr>
+        <w:t xml:space="preserve"> — это программная среда по разработке приложений для ОС </w:t>
+      </w:r>
+      <w:r>
+        <w:t>Windows</w:t>
+      </w:r>
+      <w:r>
+        <w:rPr>
+          <w:lang w:val="ru-RU"/>
+        </w:rPr>
+        <w:t>, как консольных, так и с графическим интерфейсом.</w:t>
       </w:r>
     </w:p>
     <w:p>
       <w:pPr>
+        <w:ind w:firstLine="709"/>
         <w:jc w:val="both"/>
         <w:rPr>
           <w:lang w:val="ru-RU"/>
@@ -1658,48 +1561,69 @@
         <w:rPr>
           <w:lang w:val="ru-RU"/>
         </w:rPr>
-        <w:t>б) сгенерировать случайный массив;</w:t>
+        <w:t xml:space="preserve">Для удобства совместной разработки был использован сервис </w:t>
+      </w:r>
+      <w:r>
+        <w:t>GitHub</w:t>
+      </w:r>
+      <w:r>
+        <w:rPr>
+          <w:lang w:val="ru-RU"/>
+        </w:rPr>
+        <w:t xml:space="preserve">. </w:t>
+      </w:r>
+      <w:r>
+        <w:t>GitHub</w:t>
+      </w:r>
+      <w:r>
+        <w:rPr>
+          <w:lang w:val="ru-RU"/>
+        </w:rPr>
+        <w:t xml:space="preserve"> — крупнейший веб-сервис для хостинга </w:t>
+      </w:r>
+      <w:r>
+        <w:t>IT</w:t>
+      </w:r>
+      <w:r>
+        <w:rPr>
+          <w:lang w:val="ru-RU"/>
+        </w:rPr>
+        <w:t xml:space="preserve">-проектов и их совместной разработки, основанный на системе контроля версий </w:t>
+      </w:r>
+      <w:r>
+        <w:t>Git</w:t>
+      </w:r>
+      <w:r>
+        <w:rPr>
+          <w:lang w:val="ru-RU"/>
+        </w:rPr>
+        <w:t>. Сервис позволяет вести историю изменений проекта, работать с ветками и коммитами, а также организовывать командную работу над кодом.</w:t>
       </w:r>
     </w:p>
     <w:p>
       <w:pPr>
-        <w:jc w:val="both"/>
-        <w:rPr>
-          <w:lang w:val="ru-RU"/>
-        </w:rPr>
-      </w:pPr>
-      <w:r>
-        <w:rPr>
-          <w:lang w:val="ru-RU"/>
-        </w:rPr>
-        <w:t>в) выполнить бинарную (</w:t>
-      </w:r>
-      <w:r>
-        <w:rPr>
-          <w:lang w:val="ru-RU"/>
-        </w:rPr>
-        <w:t>бинарную</w:t>
-      </w:r>
-      <w:r>
-        <w:rPr>
-          <w:lang w:val="ru-RU"/>
-        </w:rPr>
-        <w:t>) сортировку;</w:t>
+        <w:rPr>
+          <w:lang w:val="ru-RU"/>
+        </w:rPr>
+      </w:pPr>
+      <w:r>
+        <w:rPr>
+          <w:lang w:val="ru-RU"/>
+        </w:rPr>
+        <w:br w:type="page"/>
       </w:r>
     </w:p>
     <w:p>
       <w:pPr>
-        <w:jc w:val="both"/>
-        <w:rPr>
-          <w:lang w:val="ru-RU"/>
-        </w:rPr>
-      </w:pPr>
-      <w:r>
-        <w:rPr>
-          <w:lang w:val="ru-RU"/>
-        </w:rPr>
-        <w:t>г) показать текущий массив;</w:t>
-      </w:r>
+        <w:pStyle w:val="14"/>
+        <w:jc w:val="left"/>
+      </w:pPr>
+      <w:bookmarkStart w:id="4" w:name="_Toc234266020"/>
+      <w:r>
+        <w:lastRenderedPageBreak/>
+        <w:t>Описание программы</w:t>
+      </w:r>
+      <w:bookmarkEnd w:id="4"/>
     </w:p>
     <w:p>
       <w:pPr>
@@ -1712,11 +1636,93 @@
         <w:rPr>
           <w:lang w:val="ru-RU"/>
         </w:rPr>
-        <w:t>д) 0 – выход.</w:t>
+        <w:t>При запуске программы выводится цветное меню из пяти пунктов:</w:t>
       </w:r>
     </w:p>
     <w:p>
       <w:pPr>
+        <w:jc w:val="both"/>
+        <w:rPr>
+          <w:lang w:val="ru-RU"/>
+        </w:rPr>
+      </w:pPr>
+      <w:r>
+        <w:rPr>
+          <w:lang w:val="ru-RU"/>
+        </w:rPr>
+        <w:t>а) ввести массив вручную;</w:t>
+      </w:r>
+    </w:p>
+    <w:p>
+      <w:pPr>
+        <w:jc w:val="both"/>
+        <w:rPr>
+          <w:lang w:val="ru-RU"/>
+        </w:rPr>
+      </w:pPr>
+      <w:r>
+        <w:rPr>
+          <w:lang w:val="ru-RU"/>
+        </w:rPr>
+        <w:t>б) сгенерировать случайный массив;</w:t>
+      </w:r>
+    </w:p>
+    <w:p>
+      <w:pPr>
+        <w:jc w:val="both"/>
+        <w:rPr>
+          <w:lang w:val="ru-RU"/>
+        </w:rPr>
+      </w:pPr>
+      <w:r>
+        <w:rPr>
+          <w:lang w:val="ru-RU"/>
+        </w:rPr>
+        <w:t>в) выполнить бинарную (</w:t>
+      </w:r>
+      <w:r>
+        <w:rPr>
+          <w:lang w:val="ru-RU"/>
+        </w:rPr>
+        <w:t>бинарную</w:t>
+      </w:r>
+      <w:r>
+        <w:rPr>
+          <w:lang w:val="ru-RU"/>
+        </w:rPr>
+        <w:t>) сортировку;</w:t>
+      </w:r>
+    </w:p>
+    <w:p>
+      <w:pPr>
+        <w:jc w:val="both"/>
+        <w:rPr>
+          <w:lang w:val="ru-RU"/>
+        </w:rPr>
+      </w:pPr>
+      <w:r>
+        <w:rPr>
+          <w:lang w:val="ru-RU"/>
+        </w:rPr>
+        <w:t>г) показать текущий массив;</w:t>
+      </w:r>
+    </w:p>
+    <w:p>
+      <w:pPr>
+        <w:jc w:val="both"/>
+        <w:rPr>
+          <w:lang w:val="ru-RU"/>
+        </w:rPr>
+      </w:pPr>
+      <w:r>
+        <w:rPr>
+          <w:lang w:val="ru-RU"/>
+        </w:rPr>
+        <w:t>д) 0 – выход.</w:t>
+      </w:r>
+    </w:p>
+    <w:p>
+      <w:pPr>
         <w:ind w:firstLine="709"/>
         <w:jc w:val="both"/>
         <w:rPr>
@@ -1727,7 +1733,21 @@
         <w:rPr>
           <w:lang w:val="ru-RU"/>
         </w:rPr>
-        <w:t>Пользователю требуется выбрать тот пункт, который ему требуется. При выборе пунктов а–б выводится сообщение, в котором пользователю необходимо ввести количество элементов массива.</w:t>
+        <w:t xml:space="preserve">Пользователю требуется выбрать тот пункт, который ему требуется. При выборе </w:t>
+      </w:r>
+      <w:proofErr w:type="gramStart"/>
+      <w:r>
+        <w:rPr>
+          <w:lang w:val="ru-RU"/>
+        </w:rPr>
+        <w:t>пунктов</w:t>
+      </w:r>
+      <w:proofErr w:type="gramEnd"/>
+      <w:r>
+        <w:rPr>
+          <w:lang w:val="ru-RU"/>
+        </w:rPr>
+        <w:t xml:space="preserve"> а–б выводится сообщение, в котором пользователю необходимо ввести количество элементов массива.</w:t>
       </w:r>
     </w:p>
     <w:p>
@@ -1740,6 +1760,7 @@
         </w:rPr>
       </w:pPr>
       <w:proofErr w:type="spellStart"/>
+      <w:proofErr w:type="gramStart"/>
       <w:r>
         <w:rPr>
           <w:rFonts w:ascii="Courier New" w:hAnsi="Courier New"/>
@@ -1756,7 +1777,17 @@
           <w:szCs w:val="24"/>
           <w:lang w:val="ru-RU"/>
         </w:rPr>
-        <w:t xml:space="preserve">(14, 1); </w:t>
+        <w:t>(</w:t>
+      </w:r>
+      <w:proofErr w:type="gramEnd"/>
+      <w:r>
+        <w:rPr>
+          <w:rFonts w:ascii="Courier New" w:hAnsi="Courier New"/>
+          <w:sz w:val="24"/>
+          <w:szCs w:val="24"/>
+          <w:lang w:val="ru-RU"/>
+        </w:rPr>
+        <w:t xml:space="preserve">14, 1); </w:t>
       </w:r>
       <w:proofErr w:type="spellStart"/>
       <w:r>
@@ -1855,13 +1886,23 @@
           <w:szCs w:val="24"/>
         </w:rPr>
       </w:pPr>
-      <w:r>
-        <w:rPr>
-          <w:rFonts w:ascii="Courier New" w:hAnsi="Courier New"/>
-          <w:sz w:val="24"/>
-          <w:szCs w:val="24"/>
-        </w:rPr>
-        <w:t xml:space="preserve">inline void </w:t>
+      <w:proofErr w:type="gramStart"/>
+      <w:r>
+        <w:rPr>
+          <w:rFonts w:ascii="Courier New" w:hAnsi="Courier New"/>
+          <w:sz w:val="24"/>
+          <w:szCs w:val="24"/>
+        </w:rPr>
+        <w:t>inline</w:t>
+      </w:r>
+      <w:proofErr w:type="gramEnd"/>
+      <w:r>
+        <w:rPr>
+          <w:rFonts w:ascii="Courier New" w:hAnsi="Courier New"/>
+          <w:sz w:val="24"/>
+          <w:szCs w:val="24"/>
+        </w:rPr>
+        <w:t xml:space="preserve"> void </w:t>
       </w:r>
       <w:proofErr w:type="spellStart"/>
       <w:r>
@@ -1879,7 +1920,25 @@
           <w:sz w:val="24"/>
           <w:szCs w:val="24"/>
         </w:rPr>
-        <w:t xml:space="preserve">(vector&lt;int&gt;&amp; </w:t>
+        <w:t>(vector&lt;</w:t>
+      </w:r>
+      <w:proofErr w:type="spellStart"/>
+      <w:r>
+        <w:rPr>
+          <w:rFonts w:ascii="Courier New" w:hAnsi="Courier New"/>
+          <w:sz w:val="24"/>
+          <w:szCs w:val="24"/>
+        </w:rPr>
+        <w:t>int</w:t>
+      </w:r>
+      <w:proofErr w:type="spellEnd"/>
+      <w:r>
+        <w:rPr>
+          <w:rFonts w:ascii="Courier New" w:hAnsi="Courier New"/>
+          <w:sz w:val="24"/>
+          <w:szCs w:val="24"/>
+        </w:rPr>
+        <w:t xml:space="preserve">&gt;&amp; </w:t>
       </w:r>
       <w:proofErr w:type="spellStart"/>
       <w:r>
@@ -1897,7 +1956,25 @@
           <w:sz w:val="24"/>
           <w:szCs w:val="24"/>
         </w:rPr>
-        <w:t>, int size) {</w:t>
+        <w:t xml:space="preserve">, </w:t>
+      </w:r>
+      <w:proofErr w:type="spellStart"/>
+      <w:r>
+        <w:rPr>
+          <w:rFonts w:ascii="Courier New" w:hAnsi="Courier New"/>
+          <w:sz w:val="24"/>
+          <w:szCs w:val="24"/>
+        </w:rPr>
+        <w:t>int</w:t>
+      </w:r>
+      <w:proofErr w:type="spellEnd"/>
+      <w:r>
+        <w:rPr>
+          <w:rFonts w:ascii="Courier New" w:hAnsi="Courier New"/>
+          <w:sz w:val="24"/>
+          <w:szCs w:val="24"/>
+        </w:rPr>
+        <w:t xml:space="preserve"> size) {</w:t>
       </w:r>
       <w:r>
         <w:rPr>
@@ -2023,7 +2100,25 @@
           <w:sz w:val="24"/>
           <w:szCs w:val="24"/>
         </w:rPr>
-        <w:t xml:space="preserve">&lt;int&gt; </w:t>
+        <w:t>&lt;</w:t>
+      </w:r>
+      <w:proofErr w:type="spellStart"/>
+      <w:r>
+        <w:rPr>
+          <w:rFonts w:ascii="Courier New" w:hAnsi="Courier New"/>
+          <w:sz w:val="24"/>
+          <w:szCs w:val="24"/>
+        </w:rPr>
+        <w:t>int</w:t>
+      </w:r>
+      <w:proofErr w:type="spellEnd"/>
+      <w:r>
+        <w:rPr>
+          <w:rFonts w:ascii="Courier New" w:hAnsi="Courier New"/>
+          <w:sz w:val="24"/>
+          <w:szCs w:val="24"/>
+        </w:rPr>
+        <w:t xml:space="preserve">&gt; </w:t>
       </w:r>
       <w:proofErr w:type="spellStart"/>
       <w:r>
@@ -2050,7 +2145,25 @@
           <w:szCs w:val="24"/>
         </w:rPr>
         <w:br/>
-        <w:t xml:space="preserve">    for (int </w:t>
+        <w:t xml:space="preserve">    for (</w:t>
+      </w:r>
+      <w:proofErr w:type="spellStart"/>
+      <w:r>
+        <w:rPr>
+          <w:rFonts w:ascii="Courier New" w:hAnsi="Courier New"/>
+          <w:sz w:val="24"/>
+          <w:szCs w:val="24"/>
+        </w:rPr>
+        <w:t>int</w:t>
+      </w:r>
+      <w:proofErr w:type="spellEnd"/>
+      <w:r>
+        <w:rPr>
+          <w:rFonts w:ascii="Courier New" w:hAnsi="Courier New"/>
+          <w:sz w:val="24"/>
+          <w:szCs w:val="24"/>
+        </w:rPr>
+        <w:t xml:space="preserve"> </w:t>
       </w:r>
       <w:proofErr w:type="spellStart"/>
       <w:r>
@@ -2269,7 +2382,79 @@
           <w:sz w:val="24"/>
           <w:szCs w:val="24"/>
         </w:rPr>
-        <w:t xml:space="preserve">(vector&lt;int&gt;&amp; arr, int n, int </w:t>
+        <w:t>(vector&lt;</w:t>
+      </w:r>
+      <w:proofErr w:type="spellStart"/>
+      <w:r>
+        <w:rPr>
+          <w:rFonts w:ascii="Courier New" w:hAnsi="Courier New"/>
+          <w:sz w:val="24"/>
+          <w:szCs w:val="24"/>
+        </w:rPr>
+        <w:t>int</w:t>
+      </w:r>
+      <w:proofErr w:type="spellEnd"/>
+      <w:r>
+        <w:rPr>
+          <w:rFonts w:ascii="Courier New" w:hAnsi="Courier New"/>
+          <w:sz w:val="24"/>
+          <w:szCs w:val="24"/>
+        </w:rPr>
+        <w:t xml:space="preserve">&gt;&amp; </w:t>
+      </w:r>
+      <w:proofErr w:type="spellStart"/>
+      <w:r>
+        <w:rPr>
+          <w:rFonts w:ascii="Courier New" w:hAnsi="Courier New"/>
+          <w:sz w:val="24"/>
+          <w:szCs w:val="24"/>
+        </w:rPr>
+        <w:t>arr</w:t>
+      </w:r>
+      <w:proofErr w:type="spellEnd"/>
+      <w:r>
+        <w:rPr>
+          <w:rFonts w:ascii="Courier New" w:hAnsi="Courier New"/>
+          <w:sz w:val="24"/>
+          <w:szCs w:val="24"/>
+        </w:rPr>
+        <w:t xml:space="preserve">, </w:t>
+      </w:r>
+      <w:proofErr w:type="spellStart"/>
+      <w:r>
+        <w:rPr>
+          <w:rFonts w:ascii="Courier New" w:hAnsi="Courier New"/>
+          <w:sz w:val="24"/>
+          <w:szCs w:val="24"/>
+        </w:rPr>
+        <w:t>int</w:t>
+      </w:r>
+      <w:proofErr w:type="spellEnd"/>
+      <w:r>
+        <w:rPr>
+          <w:rFonts w:ascii="Courier New" w:hAnsi="Courier New"/>
+          <w:sz w:val="24"/>
+          <w:szCs w:val="24"/>
+        </w:rPr>
+        <w:t xml:space="preserve"> n, </w:t>
+      </w:r>
+      <w:proofErr w:type="spellStart"/>
+      <w:r>
+        <w:rPr>
+          <w:rFonts w:ascii="Courier New" w:hAnsi="Courier New"/>
+          <w:sz w:val="24"/>
+          <w:szCs w:val="24"/>
+        </w:rPr>
+        <w:t>int</w:t>
+      </w:r>
+      <w:proofErr w:type="spellEnd"/>
+      <w:r>
+        <w:rPr>
+          <w:rFonts w:ascii="Courier New" w:hAnsi="Courier New"/>
+          <w:sz w:val="24"/>
+          <w:szCs w:val="24"/>
+        </w:rPr>
+        <w:t xml:space="preserve"> </w:t>
       </w:r>
       <w:proofErr w:type="spellStart"/>
       <w:r>
@@ -2296,7 +2481,25 @@
           <w:szCs w:val="24"/>
         </w:rPr>
         <w:br/>
-        <w:t xml:space="preserve">    int largest = </w:t>
+        <w:t xml:space="preserve">    </w:t>
+      </w:r>
+      <w:proofErr w:type="spellStart"/>
+      <w:r>
+        <w:rPr>
+          <w:rFonts w:ascii="Courier New" w:hAnsi="Courier New"/>
+          <w:sz w:val="24"/>
+          <w:szCs w:val="24"/>
+        </w:rPr>
+        <w:t>int</w:t>
+      </w:r>
+      <w:proofErr w:type="spellEnd"/>
+      <w:r>
+        <w:rPr>
+          <w:rFonts w:ascii="Courier New" w:hAnsi="Courier New"/>
+          <w:sz w:val="24"/>
+          <w:szCs w:val="24"/>
+        </w:rPr>
+        <w:t xml:space="preserve"> largest = </w:t>
       </w:r>
       <w:proofErr w:type="spellStart"/>
       <w:r>
@@ -2323,7 +2526,25 @@
           <w:szCs w:val="24"/>
         </w:rPr>
         <w:br/>
-        <w:t xml:space="preserve">    int left = 2 * </w:t>
+        <w:t xml:space="preserve">    </w:t>
+      </w:r>
+      <w:proofErr w:type="spellStart"/>
+      <w:r>
+        <w:rPr>
+          <w:rFonts w:ascii="Courier New" w:hAnsi="Courier New"/>
+          <w:sz w:val="24"/>
+          <w:szCs w:val="24"/>
+        </w:rPr>
+        <w:t>int</w:t>
+      </w:r>
+      <w:proofErr w:type="spellEnd"/>
+      <w:r>
+        <w:rPr>
+          <w:rFonts w:ascii="Courier New" w:hAnsi="Courier New"/>
+          <w:sz w:val="24"/>
+          <w:szCs w:val="24"/>
+        </w:rPr>
+        <w:t xml:space="preserve"> left = 2 * </w:t>
       </w:r>
       <w:proofErr w:type="spellStart"/>
       <w:r>
@@ -2350,7 +2571,25 @@
           <w:szCs w:val="24"/>
         </w:rPr>
         <w:br/>
-        <w:t xml:space="preserve">    int right = 2 * </w:t>
+        <w:t xml:space="preserve">    </w:t>
+      </w:r>
+      <w:proofErr w:type="spellStart"/>
+      <w:r>
+        <w:rPr>
+          <w:rFonts w:ascii="Courier New" w:hAnsi="Courier New"/>
+          <w:sz w:val="24"/>
+          <w:szCs w:val="24"/>
+        </w:rPr>
+        <w:t>int</w:t>
+      </w:r>
+      <w:proofErr w:type="spellEnd"/>
+      <w:r>
+        <w:rPr>
+          <w:rFonts w:ascii="Courier New" w:hAnsi="Courier New"/>
+          <w:sz w:val="24"/>
+          <w:szCs w:val="24"/>
+        </w:rPr>
+        <w:t xml:space="preserve"> right = 2 * </w:t>
       </w:r>
       <w:proofErr w:type="spellStart"/>
       <w:r>
@@ -2667,13 +2906,23 @@
           <w:szCs w:val="24"/>
         </w:rPr>
       </w:pPr>
-      <w:r>
-        <w:rPr>
-          <w:rFonts w:ascii="Courier New" w:hAnsi="Courier New"/>
-          <w:sz w:val="24"/>
-          <w:szCs w:val="24"/>
-        </w:rPr>
-        <w:t xml:space="preserve">inline void </w:t>
+      <w:proofErr w:type="gramStart"/>
+      <w:r>
+        <w:rPr>
+          <w:rFonts w:ascii="Courier New" w:hAnsi="Courier New"/>
+          <w:sz w:val="24"/>
+          <w:szCs w:val="24"/>
+        </w:rPr>
+        <w:t>inline</w:t>
+      </w:r>
+      <w:proofErr w:type="gramEnd"/>
+      <w:r>
+        <w:rPr>
+          <w:rFonts w:ascii="Courier New" w:hAnsi="Courier New"/>
+          <w:sz w:val="24"/>
+          <w:szCs w:val="24"/>
+        </w:rPr>
+        <w:t xml:space="preserve"> void </w:t>
       </w:r>
       <w:proofErr w:type="spellStart"/>
       <w:r>
@@ -2691,7 +2940,25 @@
           <w:sz w:val="24"/>
           <w:szCs w:val="24"/>
         </w:rPr>
-        <w:t xml:space="preserve">(vector&lt;int&gt;&amp; </w:t>
+        <w:t>(vector&lt;</w:t>
+      </w:r>
+      <w:proofErr w:type="spellStart"/>
+      <w:r>
+        <w:rPr>
+          <w:rFonts w:ascii="Courier New" w:hAnsi="Courier New"/>
+          <w:sz w:val="24"/>
+          <w:szCs w:val="24"/>
+        </w:rPr>
+        <w:t>int</w:t>
+      </w:r>
+      <w:proofErr w:type="spellEnd"/>
+      <w:r>
+        <w:rPr>
+          <w:rFonts w:ascii="Courier New" w:hAnsi="Courier New"/>
+          <w:sz w:val="24"/>
+          <w:szCs w:val="24"/>
+        </w:rPr>
+        <w:t xml:space="preserve">&gt;&amp; </w:t>
       </w:r>
       <w:proofErr w:type="spellStart"/>
       <w:r>
@@ -2718,7 +2985,25 @@
           <w:szCs w:val="24"/>
         </w:rPr>
         <w:br/>
-        <w:t xml:space="preserve">    int n = </w:t>
+        <w:t xml:space="preserve">    </w:t>
+      </w:r>
+      <w:proofErr w:type="spellStart"/>
+      <w:r>
+        <w:rPr>
+          <w:rFonts w:ascii="Courier New" w:hAnsi="Courier New"/>
+          <w:sz w:val="24"/>
+          <w:szCs w:val="24"/>
+        </w:rPr>
+        <w:t>int</w:t>
+      </w:r>
+      <w:proofErr w:type="spellEnd"/>
+      <w:r>
+        <w:rPr>
+          <w:rFonts w:ascii="Courier New" w:hAnsi="Courier New"/>
+          <w:sz w:val="24"/>
+          <w:szCs w:val="24"/>
+        </w:rPr>
+        <w:t xml:space="preserve"> n = </w:t>
       </w:r>
       <w:proofErr w:type="spellStart"/>
       <w:r>
@@ -2745,7 +3030,25 @@
           <w:szCs w:val="24"/>
         </w:rPr>
         <w:br/>
-        <w:t xml:space="preserve">    for (int </w:t>
+        <w:t xml:space="preserve">    for (</w:t>
+      </w:r>
+      <w:proofErr w:type="spellStart"/>
+      <w:r>
+        <w:rPr>
+          <w:rFonts w:ascii="Courier New" w:hAnsi="Courier New"/>
+          <w:sz w:val="24"/>
+          <w:szCs w:val="24"/>
+        </w:rPr>
+        <w:t>int</w:t>
+      </w:r>
+      <w:proofErr w:type="spellEnd"/>
+      <w:r>
+        <w:rPr>
+          <w:rFonts w:ascii="Courier New" w:hAnsi="Courier New"/>
+          <w:sz w:val="24"/>
+          <w:szCs w:val="24"/>
+        </w:rPr>
+        <w:t xml:space="preserve"> </w:t>
       </w:r>
       <w:proofErr w:type="spellStart"/>
       <w:r>
@@ -2862,7 +3165,25 @@
           <w:szCs w:val="24"/>
         </w:rPr>
         <w:br/>
-        <w:t xml:space="preserve">    for (int </w:t>
+        <w:t xml:space="preserve">    for (</w:t>
+      </w:r>
+      <w:proofErr w:type="spellStart"/>
+      <w:r>
+        <w:rPr>
+          <w:rFonts w:ascii="Courier New" w:hAnsi="Courier New"/>
+          <w:sz w:val="24"/>
+          <w:szCs w:val="24"/>
+        </w:rPr>
+        <w:t>int</w:t>
+      </w:r>
+      <w:proofErr w:type="spellEnd"/>
+      <w:r>
+        <w:rPr>
+          <w:rFonts w:ascii="Courier New" w:hAnsi="Courier New"/>
+          <w:sz w:val="24"/>
+          <w:szCs w:val="24"/>
+        </w:rPr>
+        <w:t xml:space="preserve"> </w:t>
       </w:r>
       <w:proofErr w:type="spellStart"/>
       <w:r>
@@ -3125,12 +3446,12 @@
       <w:r>
         <w:br w:type="page"/>
       </w:r>
-      <w:bookmarkStart w:id="4" w:name="_Toc234259526"/>
+      <w:bookmarkStart w:id="5" w:name="_Toc234266021"/>
       <w:r>
         <w:lastRenderedPageBreak/>
         <w:t>Схемы программы</w:t>
       </w:r>
-      <w:bookmarkEnd w:id="4"/>
+      <w:bookmarkEnd w:id="5"/>
     </w:p>
     <w:p>
       <w:pPr>
@@ -3483,12 +3804,12 @@
         <w:pStyle w:val="14"/>
         <w:jc w:val="left"/>
       </w:pPr>
-      <w:bookmarkStart w:id="5" w:name="_Toc234259527"/>
+      <w:bookmarkStart w:id="6" w:name="_Toc234266022"/>
       <w:r>
         <w:lastRenderedPageBreak/>
         <w:t>Тестирование программы</w:t>
       </w:r>
-      <w:bookmarkEnd w:id="5"/>
+      <w:bookmarkEnd w:id="6"/>
     </w:p>
     <w:p>
       <w:pPr>
@@ -3624,12 +3945,12 @@
       <w:pPr>
         <w:pStyle w:val="14"/>
       </w:pPr>
-      <w:bookmarkStart w:id="6" w:name="_Toc234259528"/>
+      <w:bookmarkStart w:id="7" w:name="_Toc234266023"/>
       <w:r>
         <w:lastRenderedPageBreak/>
         <w:t>Отладка</w:t>
       </w:r>
-      <w:bookmarkEnd w:id="6"/>
+      <w:bookmarkEnd w:id="7"/>
     </w:p>
     <w:p>
       <w:pPr>
@@ -3834,83 +4155,12 @@
         <w:rPr>
           <w:lang w:val="ru-RU"/>
         </w:rPr>
-        <w:t xml:space="preserve">Ссылка на удаленный репозиторий: </w:t>
+        <w:t>На рисунке 4 показан сам репозиторий</w:t>
       </w:r>
     </w:p>
     <w:p>
       <w:pPr>
         <w:pStyle w:val="af"/>
-        <w:spacing w:line="362" w:lineRule="auto"/>
-        <w:ind w:right="2"/>
-        <w:rPr>
-          <w:lang w:val="ru-RU"/>
-        </w:rPr>
-      </w:pPr>
-      <w:r>
-        <w:rPr>
-          <w:lang w:val="ru-RU"/>
-        </w:rPr>
-        <w:t>https://github.com/derishabl/Praktika</w:t>
-      </w:r>
-    </w:p>
-    <w:p>
-      <w:pPr>
-        <w:pStyle w:val="af"/>
-        <w:spacing w:line="362" w:lineRule="auto"/>
-        <w:ind w:right="2" w:firstLine="720"/>
-        <w:rPr>
-          <w:lang w:val="ru-RU"/>
-        </w:rPr>
-      </w:pPr>
-      <w:r>
-        <w:rPr>
-          <w:lang w:val="ru-RU"/>
-        </w:rPr>
-        <w:t>На рисунке 4 показан сам репозиторий</w:t>
-      </w:r>
-    </w:p>
-    <w:p>
-      <w:pPr>
-        <w:pStyle w:val="af"/>
-        <w:spacing w:line="362" w:lineRule="auto"/>
-        <w:ind w:right="2" w:firstLine="720"/>
-        <w:rPr>
-          <w:lang w:val="ru-RU"/>
-        </w:rPr>
-      </w:pPr>
-    </w:p>
-    <w:p>
-      <w:pPr>
-        <w:pStyle w:val="af"/>
-        <w:spacing w:line="362" w:lineRule="auto"/>
-        <w:ind w:right="2" w:firstLine="720"/>
-        <w:rPr>
-          <w:lang w:val="ru-RU"/>
-        </w:rPr>
-      </w:pPr>
-      <w:r>
-        <w:rPr>
-          <w:lang w:val="ru-RU"/>
-        </w:rPr>
-        <w:t>На рисунке 5</w:t>
-      </w:r>
-      <w:r>
-        <w:rPr>
-          <w:lang w:val="ru-RU"/>
-        </w:rPr>
-        <w:t xml:space="preserve"> показан</w:t>
-      </w:r>
-      <w:r>
-        <w:rPr>
-          <w:lang w:val="ru-RU"/>
-        </w:rPr>
-        <w:t>о определение задач</w:t>
-      </w:r>
-    </w:p>
-    <w:p>
-      <w:pPr>
-        <w:pStyle w:val="af"/>
-        <w:spacing w:line="362" w:lineRule="auto"/>
         <w:ind w:right="2"/>
         <w:rPr>
           <w:lang w:val="ru-RU"/>
@@ -3922,10 +4172,10 @@
           <w:lang w:val="ru-RU" w:eastAsia="ru-RU"/>
         </w:rPr>
         <w:drawing>
-          <wp:inline distT="0" distB="0" distL="0" distR="0" wp14:anchorId="37C55CD0" wp14:editId="58DAC957">
-            <wp:extent cx="6152515" cy="2533015"/>
-            <wp:effectExtent l="0" t="0" r="635" b="635"/>
-            <wp:docPr id="8" name="Рисунок 8"/>
+          <wp:inline distT="0" distB="0" distL="0" distR="0" wp14:anchorId="268A9B44" wp14:editId="48CAC9E5">
+            <wp:extent cx="6153150" cy="3676650"/>
+            <wp:effectExtent l="0" t="0" r="0" b="0"/>
+            <wp:docPr id="2" name="Рисунок 2"/>
             <wp:cNvGraphicFramePr>
               <a:graphicFrameLocks xmlns:a="http://schemas.openxmlformats.org/drawingml/2006/main" noChangeAspect="1"/>
             </wp:cNvGraphicFramePr>
@@ -3933,23 +4183,36 @@
               <a:graphicData uri="http://schemas.openxmlformats.org/drawingml/2006/picture">
                 <pic:pic xmlns:pic="http://schemas.openxmlformats.org/drawingml/2006/picture">
                   <pic:nvPicPr>
-                    <pic:cNvPr id="1" name=""/>
-                    <pic:cNvPicPr/>
+                    <pic:cNvPr id="0" name="Рисунок 2"/>
+                    <pic:cNvPicPr>
+                      <a:picLocks noChangeAspect="1" noChangeArrowheads="1"/>
+                    </pic:cNvPicPr>
                   </pic:nvPicPr>
                   <pic:blipFill>
-                    <a:blip r:embed="rId12"/>
+                    <a:blip r:embed="rId12">
+                      <a:extLst>
+                        <a:ext uri="{28A0092B-C50C-407E-A947-70E740481C1C}">
+                          <a14:useLocalDpi xmlns:a14="http://schemas.microsoft.com/office/drawing/2010/main" val="0"/>
+                        </a:ext>
+                      </a:extLst>
+                    </a:blip>
+                    <a:srcRect/>
                     <a:stretch>
                       <a:fillRect/>
                     </a:stretch>
                   </pic:blipFill>
-                  <pic:spPr>
+                  <pic:spPr bwMode="auto">
                     <a:xfrm>
                       <a:off x="0" y="0"/>
-                      <a:ext cx="6152515" cy="2533015"/>
+                      <a:ext cx="6153150" cy="3676650"/>
                     </a:xfrm>
                     <a:prstGeom prst="rect">
                       <a:avLst/>
                     </a:prstGeom>
+                    <a:noFill/>
+                    <a:ln>
+                      <a:noFill/>
+                    </a:ln>
                   </pic:spPr>
                 </pic:pic>
               </a:graphicData>
@@ -3961,84 +4224,60 @@
     <w:p>
       <w:pPr>
         <w:pStyle w:val="af"/>
+        <w:ind w:right="2"/>
+        <w:jc w:val="center"/>
+        <w:rPr>
+          <w:lang w:val="ru-RU"/>
+        </w:rPr>
+      </w:pPr>
+      <w:r>
+        <w:rPr>
+          <w:lang w:val="ru-RU"/>
+        </w:rPr>
+        <w:t xml:space="preserve">Рисунок 4 - </w:t>
+      </w:r>
+      <w:proofErr w:type="spellStart"/>
+      <w:r>
+        <w:rPr>
+          <w:lang w:val="ru-RU"/>
+        </w:rPr>
+        <w:t>Репозиторий</w:t>
+      </w:r>
+      <w:proofErr w:type="spellEnd"/>
+    </w:p>
+    <w:p>
+      <w:pPr>
+        <w:pStyle w:val="af"/>
+        <w:spacing w:line="362" w:lineRule="auto"/>
+        <w:ind w:right="2" w:firstLine="720"/>
+        <w:rPr>
+          <w:lang w:val="ru-RU"/>
+        </w:rPr>
+      </w:pPr>
+      <w:r>
+        <w:rPr>
+          <w:lang w:val="ru-RU"/>
+        </w:rPr>
+        <w:t>На рисунке 5</w:t>
+      </w:r>
+      <w:r>
+        <w:rPr>
+          <w:lang w:val="ru-RU"/>
+        </w:rPr>
+        <w:t xml:space="preserve"> показан</w:t>
+      </w:r>
+      <w:r>
+        <w:rPr>
+          <w:lang w:val="ru-RU"/>
+        </w:rPr>
+        <w:t>о определение задач</w:t>
+      </w:r>
+    </w:p>
+    <w:p>
+      <w:pPr>
+        <w:pStyle w:val="af"/>
         <w:spacing w:line="362" w:lineRule="auto"/>
         <w:ind w:right="2"/>
-        <w:jc w:val="center"/>
-        <w:rPr>
-          <w:lang w:val="ru-RU"/>
-        </w:rPr>
-      </w:pPr>
-      <w:r>
-        <w:rPr>
-          <w:lang w:val="ru-RU"/>
-        </w:rPr>
-        <w:t>Рисунок 5 – Определение задач</w:t>
-      </w:r>
-    </w:p>
-    <w:p>
-      <w:pPr>
-        <w:ind w:firstLine="720"/>
-        <w:rPr>
-          <w:lang w:val="ru-RU"/>
-        </w:rPr>
-      </w:pPr>
-      <w:r>
-        <w:rPr>
-          <w:lang w:val="ru-RU"/>
-        </w:rPr>
-        <w:t xml:space="preserve">Мной был </w:t>
-      </w:r>
-      <w:r>
-        <w:rPr>
-          <w:lang w:val="ru-RU"/>
-        </w:rPr>
-        <w:t xml:space="preserve">реализован алгоритм </w:t>
-      </w:r>
-      <w:r>
-        <w:t>heap</w:t>
-      </w:r>
-      <w:r>
-        <w:rPr>
-          <w:lang w:val="ru-RU"/>
-        </w:rPr>
-        <w:t>_</w:t>
-      </w:r>
-      <w:r>
-        <w:t>sort</w:t>
-      </w:r>
-      <w:r>
-        <w:rPr>
-          <w:lang w:val="ru-RU"/>
-        </w:rPr>
-        <w:t>.</w:t>
-      </w:r>
-      <w:r>
-        <w:t>h</w:t>
-      </w:r>
-    </w:p>
-    <w:p>
-      <w:pPr>
-        <w:ind w:firstLine="720"/>
-        <w:rPr>
-          <w:lang w:val="ru-RU"/>
-        </w:rPr>
-      </w:pPr>
-      <w:r>
-        <w:rPr>
-          <w:lang w:val="ru-RU"/>
-        </w:rPr>
-        <w:t>На рисунке 6 предст</w:t>
-      </w:r>
-      <w:r>
-        <w:rPr>
-          <w:lang w:val="ru-RU"/>
-        </w:rPr>
-        <w:t>авлена загрузка удаленного репозитория.</w:t>
-      </w:r>
-    </w:p>
-    <w:p>
-      <w:pPr>
-        <w:jc w:val="center"/>
         <w:rPr>
           <w:lang w:val="ru-RU"/>
         </w:rPr>
@@ -4048,12 +4287,11 @@
           <w:noProof/>
           <w:lang w:val="ru-RU" w:eastAsia="ru-RU"/>
         </w:rPr>
-        <w:lastRenderedPageBreak/>
         <w:drawing>
-          <wp:inline distT="0" distB="0" distL="0" distR="0" wp14:anchorId="19F388FC" wp14:editId="0FAE5553">
-            <wp:extent cx="5505450" cy="2085975"/>
-            <wp:effectExtent l="0" t="0" r="0" b="9525"/>
-            <wp:docPr id="10" name="Рисунок 10"/>
+          <wp:inline distT="0" distB="0" distL="0" distR="0" wp14:anchorId="37C55CD0" wp14:editId="58DAC957">
+            <wp:extent cx="6152515" cy="2533015"/>
+            <wp:effectExtent l="0" t="0" r="635" b="635"/>
+            <wp:docPr id="8" name="Рисунок 8"/>
             <wp:cNvGraphicFramePr>
               <a:graphicFrameLocks xmlns:a="http://schemas.openxmlformats.org/drawingml/2006/main" noChangeAspect="1"/>
             </wp:cNvGraphicFramePr>
@@ -4073,6 +4311,134 @@
                   <pic:spPr>
                     <a:xfrm>
                       <a:off x="0" y="0"/>
+                      <a:ext cx="6152515" cy="2533015"/>
+                    </a:xfrm>
+                    <a:prstGeom prst="rect">
+                      <a:avLst/>
+                    </a:prstGeom>
+                  </pic:spPr>
+                </pic:pic>
+              </a:graphicData>
+            </a:graphic>
+          </wp:inline>
+        </w:drawing>
+      </w:r>
+    </w:p>
+    <w:p>
+      <w:pPr>
+        <w:pStyle w:val="af"/>
+        <w:spacing w:line="362" w:lineRule="auto"/>
+        <w:ind w:right="2"/>
+        <w:jc w:val="center"/>
+        <w:rPr>
+          <w:lang w:val="ru-RU"/>
+        </w:rPr>
+      </w:pPr>
+      <w:r>
+        <w:rPr>
+          <w:lang w:val="ru-RU"/>
+        </w:rPr>
+        <w:lastRenderedPageBreak/>
+        <w:t>Рисунок 5 – Определение задач</w:t>
+      </w:r>
+    </w:p>
+    <w:p>
+      <w:pPr>
+        <w:ind w:firstLine="720"/>
+        <w:rPr>
+          <w:lang w:val="ru-RU"/>
+        </w:rPr>
+      </w:pPr>
+      <w:r>
+        <w:rPr>
+          <w:lang w:val="ru-RU"/>
+        </w:rPr>
+        <w:t xml:space="preserve">Мной был </w:t>
+      </w:r>
+      <w:r>
+        <w:rPr>
+          <w:lang w:val="ru-RU"/>
+        </w:rPr>
+        <w:t xml:space="preserve">реализован алгоритм </w:t>
+      </w:r>
+      <w:r>
+        <w:t>heap</w:t>
+      </w:r>
+      <w:r>
+        <w:rPr>
+          <w:lang w:val="ru-RU"/>
+        </w:rPr>
+        <w:t>_</w:t>
+      </w:r>
+      <w:r>
+        <w:t>sort</w:t>
+      </w:r>
+      <w:r>
+        <w:rPr>
+          <w:lang w:val="ru-RU"/>
+        </w:rPr>
+        <w:t>.</w:t>
+      </w:r>
+      <w:r>
+        <w:t>h</w:t>
+      </w:r>
+    </w:p>
+    <w:p>
+      <w:pPr>
+        <w:ind w:firstLine="720"/>
+        <w:rPr>
+          <w:lang w:val="ru-RU"/>
+        </w:rPr>
+      </w:pPr>
+      <w:r>
+        <w:rPr>
+          <w:lang w:val="ru-RU"/>
+        </w:rPr>
+        <w:t>На рисунке 6 предст</w:t>
+      </w:r>
+      <w:r>
+        <w:rPr>
+          <w:lang w:val="ru-RU"/>
+        </w:rPr>
+        <w:t>авлена загрузка удаленного репозитория.</w:t>
+      </w:r>
+    </w:p>
+    <w:p>
+      <w:pPr>
+        <w:jc w:val="center"/>
+        <w:rPr>
+          <w:lang w:val="ru-RU"/>
+        </w:rPr>
+      </w:pPr>
+      <w:r>
+        <w:rPr>
+          <w:noProof/>
+          <w:lang w:val="ru-RU" w:eastAsia="ru-RU"/>
+        </w:rPr>
+        <w:drawing>
+          <wp:inline distT="0" distB="0" distL="0" distR="0" wp14:anchorId="19F388FC" wp14:editId="0FAE5553">
+            <wp:extent cx="5505450" cy="2085975"/>
+            <wp:effectExtent l="0" t="0" r="0" b="9525"/>
+            <wp:docPr id="10" name="Рисунок 10"/>
+            <wp:cNvGraphicFramePr>
+              <a:graphicFrameLocks xmlns:a="http://schemas.openxmlformats.org/drawingml/2006/main" noChangeAspect="1"/>
+            </wp:cNvGraphicFramePr>
+            <a:graphic xmlns:a="http://schemas.openxmlformats.org/drawingml/2006/main">
+              <a:graphicData uri="http://schemas.openxmlformats.org/drawingml/2006/picture">
+                <pic:pic xmlns:pic="http://schemas.openxmlformats.org/drawingml/2006/picture">
+                  <pic:nvPicPr>
+                    <pic:cNvPr id="1" name=""/>
+                    <pic:cNvPicPr/>
+                  </pic:nvPicPr>
+                  <pic:blipFill>
+                    <a:blip r:embed="rId14"/>
+                    <a:stretch>
+                      <a:fillRect/>
+                    </a:stretch>
+                  </pic:blipFill>
+                  <pic:spPr>
+                    <a:xfrm>
+                      <a:off x="0" y="0"/>
                       <a:ext cx="5505450" cy="2085975"/>
                     </a:xfrm>
                     <a:prstGeom prst="rect">
@@ -4143,7 +4509,7 @@
       <w:r>
         <w:rPr>
           <w:noProof/>
-          <w:lang w:val="ru-RU"/>
+          <w:lang w:val="ru-RU" w:eastAsia="ru-RU"/>
         </w:rPr>
         <w:drawing>
           <wp:inline distT="0" distB="0" distL="0" distR="0" wp14:anchorId="36F4E801" wp14:editId="2506E178">
@@ -4161,7 +4527,7 @@
                     <pic:cNvPicPr/>
                   </pic:nvPicPr>
                   <pic:blipFill rotWithShape="1">
-                    <a:blip r:embed="rId14"/>
+                    <a:blip r:embed="rId15"/>
                     <a:srcRect t="21967" b="60664"/>
                     <a:stretch>
                       <a:fillRect/>
@@ -4243,7 +4609,7 @@
       <w:r>
         <w:rPr>
           <w:noProof/>
-          <w:lang w:val="ru-RU"/>
+          <w:lang w:val="ru-RU" w:eastAsia="ru-RU"/>
         </w:rPr>
         <w:drawing>
           <wp:inline distT="0" distB="0" distL="0" distR="0" wp14:anchorId="4131ADD8" wp14:editId="05A69C62">
@@ -4261,7 +4627,7 @@
                     <pic:cNvPicPr/>
                   </pic:nvPicPr>
                   <pic:blipFill rotWithShape="1">
-                    <a:blip r:embed="rId14"/>
+                    <a:blip r:embed="rId15"/>
                     <a:srcRect l="-619" t="37974" r="1" b="14006"/>
                     <a:stretch>
                       <a:fillRect/>
@@ -4328,198 +4694,55 @@
         <w:rPr>
           <w:lang w:val="ru-RU"/>
         </w:rPr>
-        <w:t>Ссылка на удаленный репозиторий:</w:t>
+        <w:t xml:space="preserve">Ссылка на удаленный </w:t>
+      </w:r>
+      <w:proofErr w:type="spellStart"/>
+      <w:r>
+        <w:rPr>
+          <w:lang w:val="ru-RU"/>
+        </w:rPr>
+        <w:t>репозиторий</w:t>
+      </w:r>
+      <w:proofErr w:type="spellEnd"/>
+      <w:r>
+        <w:rPr>
+          <w:lang w:val="ru-RU"/>
+        </w:rPr>
+        <w:t>:</w:t>
+      </w:r>
+      <w:r>
+        <w:rPr>
+          <w:lang w:val="ru-RU"/>
+        </w:rPr>
+        <w:t xml:space="preserve"> </w:t>
+      </w:r>
+      <w:r>
+        <w:rPr>
+          <w:lang w:val="ru-RU"/>
+        </w:rPr>
+        <w:t>https://github.com/derishabl/Praktika</w:t>
+      </w:r>
+      <w:r>
+        <w:rPr>
+          <w:lang w:val="ru-RU"/>
+        </w:rPr>
+        <w:br w:type="page"/>
       </w:r>
     </w:p>
     <w:p>
       <w:pPr>
-        <w:jc w:val="both"/>
-        <w:rPr>
-          <w:lang w:val="ru-RU"/>
-        </w:rPr>
-      </w:pPr>
-      <w:r>
-        <w:rPr>
-          <w:lang w:val="ru-RU"/>
-        </w:rPr>
-        <w:br w:type="page"/>
-      </w:r>
-    </w:p>
-    <w:p>
-      <w:pPr>
         <w:pStyle w:val="14"/>
       </w:pPr>
-      <w:bookmarkStart w:id="7" w:name="_Toc234259529"/>
+      <w:bookmarkStart w:id="8" w:name="_Toc234266024"/>
       <w:r>
         <w:lastRenderedPageBreak/>
         <w:t>Заключение</w:t>
-      </w:r>
-      <w:bookmarkEnd w:id="7"/>
-    </w:p>
-    <w:p>
-      <w:pPr>
-        <w:ind w:firstLine="709"/>
-        <w:jc w:val="both"/>
-        <w:rPr>
-          <w:lang w:val="ru-RU"/>
-        </w:rPr>
-      </w:pPr>
-      <w:r>
-        <w:rPr>
-          <w:lang w:val="ru-RU"/>
-        </w:rPr>
-        <w:t xml:space="preserve">При выполнении данной работы были получены навыки совместной работы с помощью сервиса </w:t>
-      </w:r>
-      <w:r>
-        <w:t>GitHub</w:t>
-      </w:r>
-      <w:r>
-        <w:rPr>
-          <w:lang w:val="ru-RU"/>
-        </w:rPr>
-        <w:t xml:space="preserve">, навыки использования программы </w:t>
-      </w:r>
-      <w:r>
-        <w:t>Git</w:t>
-      </w:r>
-      <w:r>
-        <w:rPr>
-          <w:lang w:val="ru-RU"/>
-        </w:rPr>
-        <w:t xml:space="preserve"> </w:t>
-      </w:r>
-      <w:r>
-        <w:t>Bash</w:t>
-      </w:r>
-      <w:r>
-        <w:rPr>
-          <w:lang w:val="ru-RU"/>
-        </w:rPr>
-        <w:t xml:space="preserve">. Был изучен алгоритм </w:t>
-      </w:r>
-      <w:r>
-        <w:rPr>
-          <w:lang w:val="ru-RU"/>
-        </w:rPr>
-        <w:t xml:space="preserve">бинарной </w:t>
-      </w:r>
-      <w:r>
-        <w:rPr>
-          <w:lang w:val="ru-RU"/>
-        </w:rPr>
-        <w:t>сортировки (</w:t>
-      </w:r>
-      <w:r>
-        <w:t>Binary</w:t>
-      </w:r>
-      <w:r>
-        <w:rPr>
-          <w:lang w:val="ru-RU"/>
-        </w:rPr>
-        <w:t xml:space="preserve"> </w:t>
-      </w:r>
-      <w:r>
-        <w:t>Sort</w:t>
-      </w:r>
-      <w:r>
-        <w:rPr>
-          <w:lang w:val="ru-RU"/>
-        </w:rPr>
-        <w:t>).</w:t>
-      </w:r>
-    </w:p>
-    <w:p>
-      <w:pPr>
-        <w:ind w:firstLine="709"/>
-        <w:jc w:val="both"/>
-        <w:rPr>
-          <w:lang w:val="ru-RU"/>
-        </w:rPr>
-      </w:pPr>
-      <w:r>
-        <w:rPr>
-          <w:lang w:val="ru-RU"/>
-        </w:rPr>
-        <w:t>Мною был написан алгоритм, осуществляющий</w:t>
-      </w:r>
-      <w:r>
-        <w:rPr>
-          <w:lang w:val="ru-RU"/>
-        </w:rPr>
-        <w:t xml:space="preserve"> бинарную</w:t>
-      </w:r>
-      <w:r>
-        <w:rPr>
-          <w:lang w:val="ru-RU"/>
-        </w:rPr>
-        <w:t xml:space="preserve"> сортировку для массива случайно сгенерированных или введённых вручную чисел, реализовано интерактивное консольное меню с цветовым оформлением, измерение времени сортировки, оформлен отчет по данной практике.</w:t>
-      </w:r>
-    </w:p>
-    <w:p>
-      <w:pPr>
-        <w:ind w:firstLine="709"/>
-        <w:jc w:val="both"/>
-        <w:rPr>
-          <w:lang w:val="ru-RU"/>
-        </w:rPr>
-      </w:pPr>
-      <w:r>
-        <w:rPr>
-          <w:lang w:val="ru-RU"/>
-        </w:rPr>
-        <w:t xml:space="preserve">При выполнении практической работы были улучшены базовые навыки программирования на языке </w:t>
-      </w:r>
-      <w:r>
-        <w:t>C</w:t>
-      </w:r>
-      <w:r>
-        <w:rPr>
-          <w:lang w:val="ru-RU"/>
-        </w:rPr>
-        <w:t>++. Улучшены навыки отладки, тестирования программ и работы со сложными структурами данных (двоичная куча).</w:t>
-      </w:r>
-    </w:p>
-    <w:p>
-      <w:pPr>
-        <w:ind w:firstLine="709"/>
-        <w:jc w:val="both"/>
-        <w:rPr>
-          <w:lang w:val="ru-RU"/>
-        </w:rPr>
-      </w:pPr>
-      <w:r>
-        <w:rPr>
-          <w:lang w:val="ru-RU"/>
-        </w:rPr>
-        <w:t>В дальнейшем программу можно улучшить путем добавления чтения и записи данных в файлы, сравнения с другими алгоритмами сортировки и улучшения графического интерфейса.</w:t>
-      </w:r>
-    </w:p>
-    <w:p>
-      <w:pPr>
-        <w:rPr>
-          <w:lang w:val="ru-RU"/>
-        </w:rPr>
-      </w:pPr>
-      <w:r>
-        <w:rPr>
-          <w:lang w:val="ru-RU"/>
-        </w:rPr>
-        <w:br w:type="page"/>
-      </w:r>
-    </w:p>
-    <w:p>
-      <w:pPr>
-        <w:pStyle w:val="14"/>
-      </w:pPr>
-      <w:bookmarkStart w:id="8" w:name="_Toc234259530"/>
-      <w:r>
-        <w:lastRenderedPageBreak/>
-        <w:t>Список используемой литературы</w:t>
       </w:r>
       <w:bookmarkEnd w:id="8"/>
     </w:p>
     <w:p>
       <w:pPr>
+        <w:ind w:firstLine="709"/>
         <w:jc w:val="both"/>
         <w:rPr>
           <w:lang w:val="ru-RU"/>
@@ -4529,11 +4752,69 @@
         <w:rPr>
           <w:lang w:val="ru-RU"/>
         </w:rPr>
-        <w:t>1. ГОСТ 19.701-90 Схемы алгоритмов, программ, данных и систем.</w:t>
+        <w:t xml:space="preserve">При выполнении данной работы были получены навыки совместной работы с помощью сервиса </w:t>
+      </w:r>
+      <w:r>
+        <w:t>GitHub</w:t>
+      </w:r>
+      <w:r>
+        <w:rPr>
+          <w:lang w:val="ru-RU"/>
+        </w:rPr>
+        <w:t xml:space="preserve">, навыки использования программы </w:t>
+      </w:r>
+      <w:r>
+        <w:t>Git</w:t>
+      </w:r>
+      <w:r>
+        <w:rPr>
+          <w:lang w:val="ru-RU"/>
+        </w:rPr>
+        <w:t xml:space="preserve"> </w:t>
+      </w:r>
+      <w:r>
+        <w:t>Bash</w:t>
+      </w:r>
+      <w:r>
+        <w:rPr>
+          <w:lang w:val="ru-RU"/>
+        </w:rPr>
+        <w:t xml:space="preserve">. Был изучен алгоритм </w:t>
+      </w:r>
+      <w:r>
+        <w:rPr>
+          <w:lang w:val="ru-RU"/>
+        </w:rPr>
+        <w:t xml:space="preserve">бинарной </w:t>
+      </w:r>
+      <w:r>
+        <w:rPr>
+          <w:lang w:val="ru-RU"/>
+        </w:rPr>
+        <w:t>сортировки (</w:t>
+      </w:r>
+      <w:r>
+        <w:t>Binary</w:t>
+      </w:r>
+      <w:r>
+        <w:rPr>
+          <w:lang w:val="ru-RU"/>
+        </w:rPr>
+        <w:t xml:space="preserve"> </w:t>
+      </w:r>
+      <w:r>
+        <w:t>Sort</w:t>
+      </w:r>
+      <w:r>
+        <w:rPr>
+          <w:lang w:val="ru-RU"/>
+        </w:rPr>
+        <w:t>).</w:t>
       </w:r>
     </w:p>
     <w:p>
       <w:pPr>
+        <w:ind w:firstLine="709"/>
         <w:jc w:val="both"/>
         <w:rPr>
           <w:lang w:val="ru-RU"/>
@@ -4543,20 +4824,24 @@
         <w:rPr>
           <w:lang w:val="ru-RU"/>
         </w:rPr>
-        <w:t xml:space="preserve">2. Страуструп Б. Язык программирования </w:t>
-      </w:r>
-      <w:r>
-        <w:t>C</w:t>
-      </w:r>
-      <w:r>
-        <w:rPr>
-          <w:lang w:val="ru-RU"/>
-        </w:rPr>
-        <w:t>++. Специальное издание: Пер. с англ. – М.: Бином, 2011.</w:t>
+        <w:t>Мною был написан алгоритм, осуществляющий</w:t>
+      </w:r>
+      <w:r>
+        <w:rPr>
+          <w:lang w:val="ru-RU"/>
+        </w:rPr>
+        <w:t xml:space="preserve"> бинарную</w:t>
+      </w:r>
+      <w:r>
+        <w:rPr>
+          <w:lang w:val="ru-RU"/>
+        </w:rPr>
+        <w:t xml:space="preserve"> сортировку для массива случайно сгенерированных или введённых вручную чисел, реализовано интерактивное консольное меню с цветовым оформлением, измерение времени сортировки, оформлен отчет по данной практике.</w:t>
       </w:r>
     </w:p>
     <w:p>
       <w:pPr>
+        <w:ind w:firstLine="709"/>
         <w:jc w:val="both"/>
         <w:rPr>
           <w:lang w:val="ru-RU"/>
@@ -4566,91 +4851,54 @@
         <w:rPr>
           <w:lang w:val="ru-RU"/>
         </w:rPr>
-        <w:t xml:space="preserve">3. </w:t>
-      </w:r>
-      <w:r>
-        <w:rPr>
-          <w:lang w:val="ru-RU"/>
-        </w:rPr>
-        <w:t>Бинар</w:t>
-      </w:r>
-      <w:r>
-        <w:rPr>
-          <w:lang w:val="ru-RU"/>
-        </w:rPr>
-        <w:t xml:space="preserve">ная сортировка [Электронный ресурс] – </w:t>
-      </w:r>
-      <w:r>
-        <w:t>URL</w:t>
-      </w:r>
-      <w:r>
-        <w:rPr>
-          <w:lang w:val="ru-RU"/>
-        </w:rPr>
-        <w:t xml:space="preserve">: </w:t>
-      </w:r>
-      <w:r>
-        <w:t>https</w:t>
-      </w:r>
-      <w:r>
-        <w:rPr>
-          <w:lang w:val="ru-RU"/>
-        </w:rPr>
-        <w:t>://</w:t>
-      </w:r>
-      <w:proofErr w:type="spellStart"/>
-      <w:r>
-        <w:t>ru</w:t>
-      </w:r>
-      <w:proofErr w:type="spellEnd"/>
-      <w:r>
-        <w:rPr>
-          <w:lang w:val="ru-RU"/>
-        </w:rPr>
-        <w:t>.</w:t>
-      </w:r>
-      <w:proofErr w:type="spellStart"/>
-      <w:r>
-        <w:t>wikipedia</w:t>
-      </w:r>
-      <w:proofErr w:type="spellEnd"/>
-      <w:r>
-        <w:rPr>
-          <w:lang w:val="ru-RU"/>
-        </w:rPr>
-        <w:t>.</w:t>
-      </w:r>
-      <w:r>
-        <w:t>org</w:t>
-      </w:r>
-      <w:r>
-        <w:rPr>
-          <w:lang w:val="ru-RU"/>
-        </w:rPr>
-        <w:t xml:space="preserve"> (дата обращения: 02.07.2026 г.)</w:t>
+        <w:t xml:space="preserve">При выполнении практической работы были улучшены базовые навыки программирования на языке </w:t>
+      </w:r>
+      <w:r>
+        <w:t>C</w:t>
+      </w:r>
+      <w:r>
+        <w:rPr>
+          <w:lang w:val="ru-RU"/>
+        </w:rPr>
+        <w:t>++. Улучшены навыки отладки, тестирования программ и работы со сложными структурами данных (двоичная куча).</w:t>
       </w:r>
     </w:p>
     <w:p>
       <w:pPr>
-        <w:rPr>
-          <w:lang w:val="ru-RU"/>
-        </w:rPr>
-      </w:pPr>
-      <w:r>
-        <w:rPr>
-          <w:lang w:val="ru-RU"/>
-        </w:rPr>
-        <w:br w:type="page"/>
+        <w:ind w:firstLine="709"/>
+        <w:jc w:val="both"/>
+        <w:rPr>
+          <w:lang w:val="ru-RU"/>
+        </w:rPr>
+      </w:pPr>
+      <w:r>
+        <w:rPr>
+          <w:lang w:val="ru-RU"/>
+        </w:rPr>
+        <w:t>В дальнейшем программу можно улучшить путем добавления чтения и записи данных в файлы, сравнения с другими алгоритмами сортировки и улучшения графического интерфейса.</w:t>
       </w:r>
     </w:p>
     <w:p>
       <w:pPr>
+        <w:rPr>
+          <w:lang w:val="ru-RU"/>
+        </w:rPr>
+      </w:pPr>
+      <w:r>
+        <w:rPr>
+          <w:lang w:val="ru-RU"/>
+        </w:rPr>
+        <w:br w:type="page"/>
+      </w:r>
+    </w:p>
+    <w:p>
+      <w:pPr>
         <w:pStyle w:val="14"/>
       </w:pPr>
-      <w:bookmarkStart w:id="9" w:name="_Toc234259531"/>
+      <w:bookmarkStart w:id="9" w:name="_Toc234266025"/>
       <w:r>
         <w:lastRenderedPageBreak/>
-        <w:t>Приложение А. Листинг программы</w:t>
+        <w:t>Список используемой литературы</w:t>
       </w:r>
       <w:bookmarkEnd w:id="9"/>
     </w:p>
@@ -4663,59 +4911,196 @@
       </w:pPr>
       <w:r>
         <w:rPr>
-          <w:b/>
-          <w:lang w:val="ru-RU"/>
-        </w:rPr>
-        <w:t xml:space="preserve">Файл </w:t>
-      </w:r>
-      <w:r>
-        <w:rPr>
-          <w:b/>
-        </w:rPr>
-        <w:t>array</w:t>
-      </w:r>
-      <w:r>
-        <w:rPr>
-          <w:b/>
-          <w:lang w:val="ru-RU"/>
-        </w:rPr>
-        <w:t>_</w:t>
-      </w:r>
-      <w:r>
-        <w:rPr>
-          <w:b/>
-        </w:rPr>
-        <w:t>utils</w:t>
-      </w:r>
-      <w:r>
-        <w:rPr>
-          <w:b/>
-          <w:lang w:val="ru-RU"/>
-        </w:rPr>
-        <w:t>.</w:t>
-      </w:r>
-      <w:r>
-        <w:rPr>
-          <w:b/>
-        </w:rPr>
-        <w:t>h</w:t>
-      </w:r>
-      <w:r>
-        <w:rPr>
-          <w:b/>
-          <w:lang w:val="ru-RU"/>
-        </w:rPr>
-        <w:t>:</w:t>
+          <w:lang w:val="ru-RU"/>
+        </w:rPr>
+        <w:t>1. ГОСТ 19.701-90 Схемы алгоритмов, программ, данных и систем.</w:t>
       </w:r>
     </w:p>
     <w:p>
       <w:pPr>
+        <w:jc w:val="both"/>
+        <w:rPr>
+          <w:lang w:val="ru-RU"/>
+        </w:rPr>
+      </w:pPr>
+      <w:r>
+        <w:rPr>
+          <w:lang w:val="ru-RU"/>
+        </w:rPr>
+        <w:t xml:space="preserve">2. Страуструп Б. Язык программирования </w:t>
+      </w:r>
+      <w:r>
+        <w:t>C</w:t>
+      </w:r>
+      <w:r>
+        <w:rPr>
+          <w:lang w:val="ru-RU"/>
+        </w:rPr>
+        <w:t>++. Специальное издание: Пер. с англ. – М.: Бином, 2011.</w:t>
+      </w:r>
+    </w:p>
+    <w:p>
+      <w:pPr>
+        <w:jc w:val="both"/>
+        <w:rPr>
+          <w:lang w:val="ru-RU"/>
+        </w:rPr>
+      </w:pPr>
+      <w:r>
+        <w:rPr>
+          <w:lang w:val="ru-RU"/>
+        </w:rPr>
+        <w:t xml:space="preserve">3. </w:t>
+      </w:r>
+      <w:r>
+        <w:rPr>
+          <w:lang w:val="ru-RU"/>
+        </w:rPr>
+        <w:t>Бинар</w:t>
+      </w:r>
+      <w:r>
+        <w:rPr>
+          <w:lang w:val="ru-RU"/>
+        </w:rPr>
+        <w:t xml:space="preserve">ная сортировка [Электронный ресурс] – </w:t>
+      </w:r>
+      <w:r>
+        <w:t>URL</w:t>
+      </w:r>
+      <w:r>
+        <w:rPr>
+          <w:lang w:val="ru-RU"/>
+        </w:rPr>
+        <w:t xml:space="preserve">: </w:t>
+      </w:r>
+      <w:r>
+        <w:t>https</w:t>
+      </w:r>
+      <w:r>
+        <w:rPr>
+          <w:lang w:val="ru-RU"/>
+        </w:rPr>
+        <w:t>://</w:t>
+      </w:r>
+      <w:proofErr w:type="spellStart"/>
+      <w:r>
+        <w:t>ru</w:t>
+      </w:r>
+      <w:proofErr w:type="spellEnd"/>
+      <w:r>
+        <w:rPr>
+          <w:lang w:val="ru-RU"/>
+        </w:rPr>
+        <w:t>.</w:t>
+      </w:r>
+      <w:proofErr w:type="spellStart"/>
+      <w:r>
+        <w:t>wikipedia</w:t>
+      </w:r>
+      <w:proofErr w:type="spellEnd"/>
+      <w:r>
+        <w:rPr>
+          <w:lang w:val="ru-RU"/>
+        </w:rPr>
+        <w:t>.</w:t>
+      </w:r>
+      <w:r>
+        <w:t>org</w:t>
+      </w:r>
+      <w:r>
+        <w:rPr>
+          <w:lang w:val="ru-RU"/>
+        </w:rPr>
+        <w:t xml:space="preserve"> (дата обращения: 02.07.2026 г.)</w:t>
+      </w:r>
+    </w:p>
+    <w:p>
+      <w:pPr>
+        <w:rPr>
+          <w:lang w:val="ru-RU"/>
+        </w:rPr>
+      </w:pPr>
+      <w:r>
+        <w:rPr>
+          <w:lang w:val="ru-RU"/>
+        </w:rPr>
+        <w:br w:type="page"/>
+      </w:r>
+    </w:p>
+    <w:p>
+      <w:pPr>
+        <w:pStyle w:val="14"/>
+      </w:pPr>
+      <w:bookmarkStart w:id="10" w:name="_Toc234266026"/>
+      <w:r>
+        <w:lastRenderedPageBreak/>
+        <w:t>Приложение А. Листинг программы</w:t>
+      </w:r>
+      <w:bookmarkEnd w:id="10"/>
+    </w:p>
+    <w:p>
+      <w:pPr>
+        <w:jc w:val="both"/>
+        <w:rPr>
+          <w:lang w:val="ru-RU"/>
+        </w:rPr>
+      </w:pPr>
+      <w:r>
+        <w:rPr>
+          <w:b/>
+          <w:lang w:val="ru-RU"/>
+        </w:rPr>
+        <w:t xml:space="preserve">Файл </w:t>
+      </w:r>
+      <w:r>
+        <w:rPr>
+          <w:b/>
+        </w:rPr>
+        <w:t>array</w:t>
+      </w:r>
+      <w:r>
+        <w:rPr>
+          <w:b/>
+          <w:lang w:val="ru-RU"/>
+        </w:rPr>
+        <w:t>_</w:t>
+      </w:r>
+      <w:r>
+        <w:rPr>
+          <w:b/>
+        </w:rPr>
+        <w:t>utils</w:t>
+      </w:r>
+      <w:r>
+        <w:rPr>
+          <w:b/>
+          <w:lang w:val="ru-RU"/>
+        </w:rPr>
+        <w:t>.</w:t>
+      </w:r>
+      <w:r>
+        <w:rPr>
+          <w:b/>
+        </w:rPr>
+        <w:t>h</w:t>
+      </w:r>
+      <w:r>
+        <w:rPr>
+          <w:b/>
+          <w:lang w:val="ru-RU"/>
+        </w:rPr>
+        <w:t>:</w:t>
+      </w:r>
+    </w:p>
+    <w:p>
+      <w:pPr>
         <w:spacing w:line="240" w:lineRule="auto"/>
         <w:rPr>
           <w:sz w:val="24"/>
           <w:szCs w:val="24"/>
         </w:rPr>
       </w:pPr>
+      <w:proofErr w:type="gramStart"/>
       <w:r>
         <w:rPr>
           <w:rFonts w:ascii="Courier New" w:hAnsi="Courier New"/>
@@ -4731,7 +5116,25 @@
           <w:szCs w:val="24"/>
         </w:rPr>
         <w:br/>
-        <w:t>#include &lt;iostream&gt;</w:t>
+        <w:t>#include &lt;</w:t>
+      </w:r>
+      <w:proofErr w:type="spellStart"/>
+      <w:r>
+        <w:rPr>
+          <w:rFonts w:ascii="Courier New" w:hAnsi="Courier New"/>
+          <w:sz w:val="24"/>
+          <w:szCs w:val="24"/>
+        </w:rPr>
+        <w:t>iostream</w:t>
+      </w:r>
+      <w:proofErr w:type="spellEnd"/>
+      <w:r>
+        <w:rPr>
+          <w:rFonts w:ascii="Courier New" w:hAnsi="Courier New"/>
+          <w:sz w:val="24"/>
+          <w:szCs w:val="24"/>
+        </w:rPr>
+        <w:t>&gt;</w:t>
       </w:r>
       <w:r>
         <w:rPr>
@@ -4793,7 +5196,25 @@
           <w:szCs w:val="24"/>
         </w:rPr>
         <w:br/>
-        <w:t>using namespace std;</w:t>
+        <w:t xml:space="preserve">using namespace </w:t>
+      </w:r>
+      <w:proofErr w:type="spellStart"/>
+      <w:r>
+        <w:rPr>
+          <w:rFonts w:ascii="Courier New" w:hAnsi="Courier New"/>
+          <w:sz w:val="24"/>
+          <w:szCs w:val="24"/>
+        </w:rPr>
+        <w:t>std</w:t>
+      </w:r>
+      <w:proofErr w:type="spellEnd"/>
+      <w:r>
+        <w:rPr>
+          <w:rFonts w:ascii="Courier New" w:hAnsi="Courier New"/>
+          <w:sz w:val="24"/>
+          <w:szCs w:val="24"/>
+        </w:rPr>
+        <w:t>;</w:t>
       </w:r>
       <w:r>
         <w:rPr>
@@ -4828,7 +5249,25 @@
           <w:sz w:val="24"/>
           <w:szCs w:val="24"/>
         </w:rPr>
-        <w:t xml:space="preserve">(int </w:t>
+        <w:t>(</w:t>
+      </w:r>
+      <w:proofErr w:type="spellStart"/>
+      <w:r>
+        <w:rPr>
+          <w:rFonts w:ascii="Courier New" w:hAnsi="Courier New"/>
+          <w:sz w:val="24"/>
+          <w:szCs w:val="24"/>
+        </w:rPr>
+        <w:t>int</w:t>
+      </w:r>
+      <w:proofErr w:type="spellEnd"/>
+      <w:r>
+        <w:rPr>
+          <w:rFonts w:ascii="Courier New" w:hAnsi="Courier New"/>
+          <w:sz w:val="24"/>
+          <w:szCs w:val="24"/>
+        </w:rPr>
+        <w:t xml:space="preserve"> </w:t>
       </w:r>
       <w:proofErr w:type="spellStart"/>
       <w:r>
@@ -4846,7 +5285,25 @@
           <w:sz w:val="24"/>
           <w:szCs w:val="24"/>
         </w:rPr>
-        <w:t xml:space="preserve">, int </w:t>
+        <w:t xml:space="preserve">, </w:t>
+      </w:r>
+      <w:proofErr w:type="spellStart"/>
+      <w:r>
+        <w:rPr>
+          <w:rFonts w:ascii="Courier New" w:hAnsi="Courier New"/>
+          <w:sz w:val="24"/>
+          <w:szCs w:val="24"/>
+        </w:rPr>
+        <w:t>int</w:t>
+      </w:r>
+      <w:proofErr w:type="spellEnd"/>
+      <w:r>
+        <w:rPr>
+          <w:rFonts w:ascii="Courier New" w:hAnsi="Courier New"/>
+          <w:sz w:val="24"/>
+          <w:szCs w:val="24"/>
+        </w:rPr>
+        <w:t xml:space="preserve"> </w:t>
       </w:r>
       <w:proofErr w:type="spellStart"/>
       <w:r>
@@ -5034,7 +5491,43 @@
           <w:sz w:val="24"/>
           <w:szCs w:val="24"/>
         </w:rPr>
-        <w:t xml:space="preserve">(const vector&lt;int&gt;&amp; </w:t>
+        <w:t>(</w:t>
+      </w:r>
+      <w:proofErr w:type="spellStart"/>
+      <w:r>
+        <w:rPr>
+          <w:rFonts w:ascii="Courier New" w:hAnsi="Courier New"/>
+          <w:sz w:val="24"/>
+          <w:szCs w:val="24"/>
+        </w:rPr>
+        <w:t>const</w:t>
+      </w:r>
+      <w:proofErr w:type="spellEnd"/>
+      <w:r>
+        <w:rPr>
+          <w:rFonts w:ascii="Courier New" w:hAnsi="Courier New"/>
+          <w:sz w:val="24"/>
+          <w:szCs w:val="24"/>
+        </w:rPr>
+        <w:t xml:space="preserve"> vector&lt;</w:t>
+      </w:r>
+      <w:proofErr w:type="spellStart"/>
+      <w:r>
+        <w:rPr>
+          <w:rFonts w:ascii="Courier New" w:hAnsi="Courier New"/>
+          <w:sz w:val="24"/>
+          <w:szCs w:val="24"/>
+        </w:rPr>
+        <w:t>int</w:t>
+      </w:r>
+      <w:proofErr w:type="spellEnd"/>
+      <w:r>
+        <w:rPr>
+          <w:rFonts w:ascii="Courier New" w:hAnsi="Courier New"/>
+          <w:sz w:val="24"/>
+          <w:szCs w:val="24"/>
+        </w:rPr>
+        <w:t xml:space="preserve">&gt;&amp; </w:t>
       </w:r>
       <w:proofErr w:type="spellStart"/>
       <w:r>
@@ -5115,7 +5608,25 @@
           <w:szCs w:val="24"/>
         </w:rPr>
         <w:br/>
-        <w:t xml:space="preserve">    for (int v : </w:t>
+        <w:t xml:space="preserve">    for (</w:t>
+      </w:r>
+      <w:proofErr w:type="spellStart"/>
+      <w:r>
+        <w:rPr>
+          <w:rFonts w:ascii="Courier New" w:hAnsi="Courier New"/>
+          <w:sz w:val="24"/>
+          <w:szCs w:val="24"/>
+        </w:rPr>
+        <w:t>int</w:t>
+      </w:r>
+      <w:proofErr w:type="spellEnd"/>
+      <w:r>
+        <w:rPr>
+          <w:rFonts w:ascii="Courier New" w:hAnsi="Courier New"/>
+          <w:sz w:val="24"/>
+          <w:szCs w:val="24"/>
+        </w:rPr>
+        <w:t xml:space="preserve"> v : </w:t>
       </w:r>
       <w:proofErr w:type="spellStart"/>
       <w:r>
@@ -5331,7 +5842,25 @@
           <w:sz w:val="24"/>
           <w:szCs w:val="24"/>
         </w:rPr>
-        <w:t xml:space="preserve">(vector&lt;int&gt;&amp; </w:t>
+        <w:t>(vector&lt;</w:t>
+      </w:r>
+      <w:proofErr w:type="spellStart"/>
+      <w:r>
+        <w:rPr>
+          <w:rFonts w:ascii="Courier New" w:hAnsi="Courier New"/>
+          <w:sz w:val="24"/>
+          <w:szCs w:val="24"/>
+        </w:rPr>
+        <w:t>int</w:t>
+      </w:r>
+      <w:proofErr w:type="spellEnd"/>
+      <w:r>
+        <w:rPr>
+          <w:rFonts w:ascii="Courier New" w:hAnsi="Courier New"/>
+          <w:sz w:val="24"/>
+          <w:szCs w:val="24"/>
+        </w:rPr>
+        <w:t xml:space="preserve">&gt;&amp; </w:t>
       </w:r>
       <w:proofErr w:type="spellStart"/>
       <w:r>
@@ -5349,7 +5878,25 @@
           <w:sz w:val="24"/>
           <w:szCs w:val="24"/>
         </w:rPr>
-        <w:t>, int size) {</w:t>
+        <w:t xml:space="preserve">, </w:t>
+      </w:r>
+      <w:proofErr w:type="spellStart"/>
+      <w:r>
+        <w:rPr>
+          <w:rFonts w:ascii="Courier New" w:hAnsi="Courier New"/>
+          <w:sz w:val="24"/>
+          <w:szCs w:val="24"/>
+        </w:rPr>
+        <w:t>int</w:t>
+      </w:r>
+      <w:proofErr w:type="spellEnd"/>
+      <w:r>
+        <w:rPr>
+          <w:rFonts w:ascii="Courier New" w:hAnsi="Courier New"/>
+          <w:sz w:val="24"/>
+          <w:szCs w:val="24"/>
+        </w:rPr>
+        <w:t xml:space="preserve"> size) {</w:t>
       </w:r>
       <w:r>
         <w:rPr>
@@ -5475,7 +6022,25 @@
           <w:sz w:val="24"/>
           <w:szCs w:val="24"/>
         </w:rPr>
-        <w:t xml:space="preserve">&lt;int&gt; </w:t>
+        <w:t>&lt;</w:t>
+      </w:r>
+      <w:proofErr w:type="spellStart"/>
+      <w:r>
+        <w:rPr>
+          <w:rFonts w:ascii="Courier New" w:hAnsi="Courier New"/>
+          <w:sz w:val="24"/>
+          <w:szCs w:val="24"/>
+        </w:rPr>
+        <w:t>int</w:t>
+      </w:r>
+      <w:proofErr w:type="spellEnd"/>
+      <w:r>
+        <w:rPr>
+          <w:rFonts w:ascii="Courier New" w:hAnsi="Courier New"/>
+          <w:sz w:val="24"/>
+          <w:szCs w:val="24"/>
+        </w:rPr>
+        <w:t xml:space="preserve">&gt; </w:t>
       </w:r>
       <w:proofErr w:type="spellStart"/>
       <w:r>
@@ -5502,7 +6067,25 @@
           <w:szCs w:val="24"/>
         </w:rPr>
         <w:br/>
-        <w:t xml:space="preserve">    for (int </w:t>
+        <w:t xml:space="preserve">    for (</w:t>
+      </w:r>
+      <w:proofErr w:type="spellStart"/>
+      <w:r>
+        <w:rPr>
+          <w:rFonts w:ascii="Courier New" w:hAnsi="Courier New"/>
+          <w:sz w:val="24"/>
+          <w:szCs w:val="24"/>
+        </w:rPr>
+        <w:t>int</w:t>
+      </w:r>
+      <w:proofErr w:type="spellEnd"/>
+      <w:r>
+        <w:rPr>
+          <w:rFonts w:ascii="Courier New" w:hAnsi="Courier New"/>
+          <w:sz w:val="24"/>
+          <w:szCs w:val="24"/>
+        </w:rPr>
+        <w:t xml:space="preserve"> </w:t>
       </w:r>
       <w:proofErr w:type="spellStart"/>
       <w:r>
@@ -5611,6 +6194,7 @@
         </w:rPr>
         <w:br/>
       </w:r>
+      <w:proofErr w:type="gramEnd"/>
     </w:p>
     <w:p>
       <w:pPr>
@@ -5714,13 +6298,23 @@
           <w:szCs w:val="24"/>
         </w:rPr>
       </w:pPr>
-      <w:r>
-        <w:rPr>
-          <w:rFonts w:ascii="Courier New" w:hAnsi="Courier New"/>
-          <w:sz w:val="24"/>
-          <w:szCs w:val="24"/>
-        </w:rPr>
-        <w:t>using namespace std;</w:t>
+      <w:proofErr w:type="gramStart"/>
+      <w:r>
+        <w:rPr>
+          <w:rFonts w:ascii="Courier New" w:hAnsi="Courier New"/>
+          <w:sz w:val="24"/>
+          <w:szCs w:val="24"/>
+        </w:rPr>
+        <w:t>using</w:t>
+      </w:r>
+      <w:proofErr w:type="gramEnd"/>
+      <w:r>
+        <w:rPr>
+          <w:rFonts w:ascii="Courier New" w:hAnsi="Courier New"/>
+          <w:sz w:val="24"/>
+          <w:szCs w:val="24"/>
+        </w:rPr>
+        <w:t xml:space="preserve"> namespace std;</w:t>
       </w:r>
     </w:p>
     <w:p>
@@ -5732,13 +6326,23 @@
           <w:szCs w:val="24"/>
         </w:rPr>
       </w:pPr>
-      <w:r>
-        <w:rPr>
-          <w:rFonts w:ascii="Courier New" w:hAnsi="Courier New"/>
-          <w:sz w:val="24"/>
-          <w:szCs w:val="24"/>
-        </w:rPr>
-        <w:t xml:space="preserve">inline void </w:t>
+      <w:proofErr w:type="gramStart"/>
+      <w:r>
+        <w:rPr>
+          <w:rFonts w:ascii="Courier New" w:hAnsi="Courier New"/>
+          <w:sz w:val="24"/>
+          <w:szCs w:val="24"/>
+        </w:rPr>
+        <w:t>inline</w:t>
+      </w:r>
+      <w:proofErr w:type="gramEnd"/>
+      <w:r>
+        <w:rPr>
+          <w:rFonts w:ascii="Courier New" w:hAnsi="Courier New"/>
+          <w:sz w:val="24"/>
+          <w:szCs w:val="24"/>
+        </w:rPr>
+        <w:t xml:space="preserve"> void </w:t>
       </w:r>
       <w:proofErr w:type="spellStart"/>
       <w:r>
@@ -5756,7 +6360,25 @@
           <w:sz w:val="24"/>
           <w:szCs w:val="24"/>
         </w:rPr>
-        <w:t xml:space="preserve">(vector&lt;int&gt;&amp; </w:t>
+        <w:t>(vector&lt;</w:t>
+      </w:r>
+      <w:proofErr w:type="spellStart"/>
+      <w:r>
+        <w:rPr>
+          <w:rFonts w:ascii="Courier New" w:hAnsi="Courier New"/>
+          <w:sz w:val="24"/>
+          <w:szCs w:val="24"/>
+        </w:rPr>
+        <w:t>int</w:t>
+      </w:r>
+      <w:proofErr w:type="spellEnd"/>
+      <w:r>
+        <w:rPr>
+          <w:rFonts w:ascii="Courier New" w:hAnsi="Courier New"/>
+          <w:sz w:val="24"/>
+          <w:szCs w:val="24"/>
+        </w:rPr>
+        <w:t xml:space="preserve">&gt;&amp; </w:t>
       </w:r>
       <w:proofErr w:type="spellStart"/>
       <w:r>
@@ -5774,7 +6396,43 @@
           <w:sz w:val="24"/>
           <w:szCs w:val="24"/>
         </w:rPr>
-        <w:t xml:space="preserve">, int n, int </w:t>
+        <w:t xml:space="preserve">, </w:t>
+      </w:r>
+      <w:proofErr w:type="spellStart"/>
+      <w:r>
+        <w:rPr>
+          <w:rFonts w:ascii="Courier New" w:hAnsi="Courier New"/>
+          <w:sz w:val="24"/>
+          <w:szCs w:val="24"/>
+        </w:rPr>
+        <w:t>int</w:t>
+      </w:r>
+      <w:proofErr w:type="spellEnd"/>
+      <w:r>
+        <w:rPr>
+          <w:rFonts w:ascii="Courier New" w:hAnsi="Courier New"/>
+          <w:sz w:val="24"/>
+          <w:szCs w:val="24"/>
+        </w:rPr>
+        <w:t xml:space="preserve"> n, </w:t>
+      </w:r>
+      <w:proofErr w:type="spellStart"/>
+      <w:r>
+        <w:rPr>
+          <w:rFonts w:ascii="Courier New" w:hAnsi="Courier New"/>
+          <w:sz w:val="24"/>
+          <w:szCs w:val="24"/>
+        </w:rPr>
+        <w:t>int</w:t>
+      </w:r>
+      <w:proofErr w:type="spellEnd"/>
+      <w:r>
+        <w:rPr>
+          <w:rFonts w:ascii="Courier New" w:hAnsi="Courier New"/>
+          <w:sz w:val="24"/>
+          <w:szCs w:val="24"/>
+        </w:rPr>
+        <w:t xml:space="preserve"> </w:t>
       </w:r>
       <w:proofErr w:type="spellStart"/>
       <w:r>
@@ -5810,7 +6468,25 @@
           <w:sz w:val="24"/>
           <w:szCs w:val="24"/>
         </w:rPr>
-        <w:t xml:space="preserve">    while (true) { </w:t>
+        <w:t xml:space="preserve">    </w:t>
+      </w:r>
+      <w:proofErr w:type="gramStart"/>
+      <w:r>
+        <w:rPr>
+          <w:rFonts w:ascii="Courier New" w:hAnsi="Courier New"/>
+          <w:sz w:val="24"/>
+          <w:szCs w:val="24"/>
+        </w:rPr>
+        <w:t>while</w:t>
+      </w:r>
+      <w:proofErr w:type="gramEnd"/>
+      <w:r>
+        <w:rPr>
+          <w:rFonts w:ascii="Courier New" w:hAnsi="Courier New"/>
+          <w:sz w:val="24"/>
+          <w:szCs w:val="24"/>
+        </w:rPr>
+        <w:t xml:space="preserve"> (true) { </w:t>
       </w:r>
     </w:p>
     <w:p>
@@ -5828,7 +6504,27 @@
           <w:sz w:val="24"/>
           <w:szCs w:val="24"/>
         </w:rPr>
-        <w:t xml:space="preserve">        int largest = </w:t>
+        <w:t xml:space="preserve">        </w:t>
+      </w:r>
+      <w:proofErr w:type="spellStart"/>
+      <w:proofErr w:type="gramStart"/>
+      <w:r>
+        <w:rPr>
+          <w:rFonts w:ascii="Courier New" w:hAnsi="Courier New"/>
+          <w:sz w:val="24"/>
+          <w:szCs w:val="24"/>
+        </w:rPr>
+        <w:t>int</w:t>
+      </w:r>
+      <w:proofErr w:type="spellEnd"/>
+      <w:proofErr w:type="gramEnd"/>
+      <w:r>
+        <w:rPr>
+          <w:rFonts w:ascii="Courier New" w:hAnsi="Courier New"/>
+          <w:sz w:val="24"/>
+          <w:szCs w:val="24"/>
+        </w:rPr>
+        <w:t xml:space="preserve"> largest = </w:t>
       </w:r>
       <w:proofErr w:type="spellStart"/>
       <w:r>
@@ -5865,7 +6561,25 @@
           <w:szCs w:val="24"/>
         </w:rPr>
         <w:lastRenderedPageBreak/>
-        <w:t xml:space="preserve">        int left = 2 * </w:t>
+        <w:t xml:space="preserve">        </w:t>
+      </w:r>
+      <w:proofErr w:type="gramStart"/>
+      <w:r>
+        <w:rPr>
+          <w:rFonts w:ascii="Courier New" w:hAnsi="Courier New"/>
+          <w:sz w:val="24"/>
+          <w:szCs w:val="24"/>
+        </w:rPr>
+        <w:t>int</w:t>
+      </w:r>
+      <w:proofErr w:type="gramEnd"/>
+      <w:r>
+        <w:rPr>
+          <w:rFonts w:ascii="Courier New" w:hAnsi="Courier New"/>
+          <w:sz w:val="24"/>
+          <w:szCs w:val="24"/>
+        </w:rPr>
+        <w:t xml:space="preserve"> left = 2 * </w:t>
       </w:r>
       <w:proofErr w:type="spellStart"/>
       <w:r>
@@ -5901,7 +6615,25 @@
           <w:sz w:val="24"/>
           <w:szCs w:val="24"/>
         </w:rPr>
-        <w:t xml:space="preserve">        int right = 2 * </w:t>
+        <w:t xml:space="preserve">        </w:t>
+      </w:r>
+      <w:proofErr w:type="gramStart"/>
+      <w:r>
+        <w:rPr>
+          <w:rFonts w:ascii="Courier New" w:hAnsi="Courier New"/>
+          <w:sz w:val="24"/>
+          <w:szCs w:val="24"/>
+        </w:rPr>
+        <w:t>int</w:t>
+      </w:r>
+      <w:proofErr w:type="gramEnd"/>
+      <w:r>
+        <w:rPr>
+          <w:rFonts w:ascii="Courier New" w:hAnsi="Courier New"/>
+          <w:sz w:val="24"/>
+          <w:szCs w:val="24"/>
+        </w:rPr>
+        <w:t xml:space="preserve"> right = 2 * </w:t>
       </w:r>
       <w:proofErr w:type="spellStart"/>
       <w:r>
@@ -5937,7 +6669,25 @@
           <w:sz w:val="24"/>
           <w:szCs w:val="24"/>
         </w:rPr>
-        <w:t xml:space="preserve">        if (left &lt; n &amp;&amp; </w:t>
+        <w:t xml:space="preserve">        </w:t>
+      </w:r>
+      <w:proofErr w:type="gramStart"/>
+      <w:r>
+        <w:rPr>
+          <w:rFonts w:ascii="Courier New" w:hAnsi="Courier New"/>
+          <w:sz w:val="24"/>
+          <w:szCs w:val="24"/>
+        </w:rPr>
+        <w:t>if</w:t>
+      </w:r>
+      <w:proofErr w:type="gramEnd"/>
+      <w:r>
+        <w:rPr>
+          <w:rFonts w:ascii="Courier New" w:hAnsi="Courier New"/>
+          <w:sz w:val="24"/>
+          <w:szCs w:val="24"/>
+        </w:rPr>
+        <w:t xml:space="preserve"> (left &lt; n &amp;&amp; </w:t>
       </w:r>
       <w:proofErr w:type="spellStart"/>
       <w:r>
@@ -5991,7 +6741,25 @@
           <w:sz w:val="24"/>
           <w:szCs w:val="24"/>
         </w:rPr>
-        <w:t xml:space="preserve">        if (right &lt; n &amp;&amp; </w:t>
+        <w:t xml:space="preserve">        </w:t>
+      </w:r>
+      <w:proofErr w:type="gramStart"/>
+      <w:r>
+        <w:rPr>
+          <w:rFonts w:ascii="Courier New" w:hAnsi="Courier New"/>
+          <w:sz w:val="24"/>
+          <w:szCs w:val="24"/>
+        </w:rPr>
+        <w:t>if</w:t>
+      </w:r>
+      <w:proofErr w:type="gramEnd"/>
+      <w:r>
+        <w:rPr>
+          <w:rFonts w:ascii="Courier New" w:hAnsi="Courier New"/>
+          <w:sz w:val="24"/>
+          <w:szCs w:val="24"/>
+        </w:rPr>
+        <w:t xml:space="preserve"> (right &lt; n &amp;&amp; </w:t>
       </w:r>
       <w:proofErr w:type="spellStart"/>
       <w:r>
@@ -6045,7 +6813,25 @@
           <w:sz w:val="24"/>
           <w:szCs w:val="24"/>
         </w:rPr>
-        <w:t xml:space="preserve">        if (largest != </w:t>
+        <w:t xml:space="preserve">        </w:t>
+      </w:r>
+      <w:proofErr w:type="gramStart"/>
+      <w:r>
+        <w:rPr>
+          <w:rFonts w:ascii="Courier New" w:hAnsi="Courier New"/>
+          <w:sz w:val="24"/>
+          <w:szCs w:val="24"/>
+        </w:rPr>
+        <w:t>if</w:t>
+      </w:r>
+      <w:proofErr w:type="gramEnd"/>
+      <w:r>
+        <w:rPr>
+          <w:rFonts w:ascii="Courier New" w:hAnsi="Courier New"/>
+          <w:sz w:val="24"/>
+          <w:szCs w:val="24"/>
+        </w:rPr>
+        <w:t xml:space="preserve"> (largest != </w:t>
       </w:r>
       <w:proofErr w:type="spellStart"/>
       <w:r>
@@ -6081,9 +6867,19 @@
           <w:sz w:val="24"/>
           <w:szCs w:val="24"/>
         </w:rPr>
-        <w:t xml:space="preserve">            swap(</w:t>
-      </w:r>
-      <w:proofErr w:type="spellStart"/>
+        <w:t xml:space="preserve">            </w:t>
+      </w:r>
+      <w:proofErr w:type="gramStart"/>
+      <w:r>
+        <w:rPr>
+          <w:rFonts w:ascii="Courier New" w:hAnsi="Courier New"/>
+          <w:sz w:val="24"/>
+          <w:szCs w:val="24"/>
+        </w:rPr>
+        <w:t>swap(</w:t>
+      </w:r>
+      <w:proofErr w:type="spellStart"/>
+      <w:proofErr w:type="gramEnd"/>
       <w:r>
         <w:rPr>
           <w:rFonts w:ascii="Courier New" w:hAnsi="Courier New"/>
@@ -6209,13 +7005,23 @@
         </w:rPr>
         <w:t xml:space="preserve">            </w:t>
       </w:r>
-      <w:r>
-        <w:rPr>
-          <w:rFonts w:ascii="Courier New" w:hAnsi="Courier New"/>
-          <w:sz w:val="24"/>
-          <w:szCs w:val="24"/>
-        </w:rPr>
-        <w:t xml:space="preserve">break; </w:t>
+      <w:proofErr w:type="gramStart"/>
+      <w:r>
+        <w:rPr>
+          <w:rFonts w:ascii="Courier New" w:hAnsi="Courier New"/>
+          <w:sz w:val="24"/>
+          <w:szCs w:val="24"/>
+        </w:rPr>
+        <w:t>break</w:t>
+      </w:r>
+      <w:proofErr w:type="gramEnd"/>
+      <w:r>
+        <w:rPr>
+          <w:rFonts w:ascii="Courier New" w:hAnsi="Courier New"/>
+          <w:sz w:val="24"/>
+          <w:szCs w:val="24"/>
+        </w:rPr>
+        <w:t xml:space="preserve">; </w:t>
       </w:r>
     </w:p>
     <w:p>
@@ -6281,13 +7087,23 @@
           <w:szCs w:val="24"/>
         </w:rPr>
       </w:pPr>
-      <w:r>
-        <w:rPr>
-          <w:rFonts w:ascii="Courier New" w:hAnsi="Courier New"/>
-          <w:sz w:val="24"/>
-          <w:szCs w:val="24"/>
-        </w:rPr>
-        <w:t xml:space="preserve">inline void </w:t>
+      <w:proofErr w:type="gramStart"/>
+      <w:r>
+        <w:rPr>
+          <w:rFonts w:ascii="Courier New" w:hAnsi="Courier New"/>
+          <w:sz w:val="24"/>
+          <w:szCs w:val="24"/>
+        </w:rPr>
+        <w:t>inline</w:t>
+      </w:r>
+      <w:proofErr w:type="gramEnd"/>
+      <w:r>
+        <w:rPr>
+          <w:rFonts w:ascii="Courier New" w:hAnsi="Courier New"/>
+          <w:sz w:val="24"/>
+          <w:szCs w:val="24"/>
+        </w:rPr>
+        <w:t xml:space="preserve"> void </w:t>
       </w:r>
       <w:proofErr w:type="spellStart"/>
       <w:r>
@@ -6305,7 +7121,25 @@
           <w:sz w:val="24"/>
           <w:szCs w:val="24"/>
         </w:rPr>
-        <w:t xml:space="preserve">(vector&lt;int&gt;&amp; </w:t>
+        <w:t>(vector&lt;</w:t>
+      </w:r>
+      <w:proofErr w:type="spellStart"/>
+      <w:r>
+        <w:rPr>
+          <w:rFonts w:ascii="Courier New" w:hAnsi="Courier New"/>
+          <w:sz w:val="24"/>
+          <w:szCs w:val="24"/>
+        </w:rPr>
+        <w:t>int</w:t>
+      </w:r>
+      <w:proofErr w:type="spellEnd"/>
+      <w:r>
+        <w:rPr>
+          <w:rFonts w:ascii="Courier New" w:hAnsi="Courier New"/>
+          <w:sz w:val="24"/>
+          <w:szCs w:val="24"/>
+        </w:rPr>
+        <w:t xml:space="preserve">&gt;&amp; </w:t>
       </w:r>
       <w:proofErr w:type="spellStart"/>
       <w:r>
@@ -6341,7 +7175,27 @@
           <w:sz w:val="24"/>
           <w:szCs w:val="24"/>
         </w:rPr>
-        <w:t xml:space="preserve">    int n = </w:t>
+        <w:t xml:space="preserve">    </w:t>
+      </w:r>
+      <w:proofErr w:type="spellStart"/>
+      <w:proofErr w:type="gramStart"/>
+      <w:r>
+        <w:rPr>
+          <w:rFonts w:ascii="Courier New" w:hAnsi="Courier New"/>
+          <w:sz w:val="24"/>
+          <w:szCs w:val="24"/>
+        </w:rPr>
+        <w:t>int</w:t>
+      </w:r>
+      <w:proofErr w:type="spellEnd"/>
+      <w:proofErr w:type="gramEnd"/>
+      <w:r>
+        <w:rPr>
+          <w:rFonts w:ascii="Courier New" w:hAnsi="Courier New"/>
+          <w:sz w:val="24"/>
+          <w:szCs w:val="24"/>
+        </w:rPr>
+        <w:t xml:space="preserve"> n = </w:t>
       </w:r>
       <w:proofErr w:type="spellStart"/>
       <w:r>
@@ -6377,7 +7231,43 @@
           <w:sz w:val="24"/>
           <w:szCs w:val="24"/>
         </w:rPr>
-        <w:t xml:space="preserve">    for (int </w:t>
+        <w:t xml:space="preserve">    </w:t>
+      </w:r>
+      <w:proofErr w:type="gramStart"/>
+      <w:r>
+        <w:rPr>
+          <w:rFonts w:ascii="Courier New" w:hAnsi="Courier New"/>
+          <w:sz w:val="24"/>
+          <w:szCs w:val="24"/>
+        </w:rPr>
+        <w:t>for</w:t>
+      </w:r>
+      <w:proofErr w:type="gramEnd"/>
+      <w:r>
+        <w:rPr>
+          <w:rFonts w:ascii="Courier New" w:hAnsi="Courier New"/>
+          <w:sz w:val="24"/>
+          <w:szCs w:val="24"/>
+        </w:rPr>
+        <w:t xml:space="preserve"> (</w:t>
+      </w:r>
+      <w:proofErr w:type="spellStart"/>
+      <w:r>
+        <w:rPr>
+          <w:rFonts w:ascii="Courier New" w:hAnsi="Courier New"/>
+          <w:sz w:val="24"/>
+          <w:szCs w:val="24"/>
+        </w:rPr>
+        <w:t>int</w:t>
+      </w:r>
+      <w:proofErr w:type="spellEnd"/>
+      <w:r>
+        <w:rPr>
+          <w:rFonts w:ascii="Courier New" w:hAnsi="Courier New"/>
+          <w:sz w:val="24"/>
+          <w:szCs w:val="24"/>
+        </w:rPr>
+        <w:t xml:space="preserve"> </w:t>
       </w:r>
       <w:proofErr w:type="spellStart"/>
       <w:r>
@@ -6503,7 +7393,43 @@
           <w:sz w:val="24"/>
           <w:szCs w:val="24"/>
         </w:rPr>
-        <w:t xml:space="preserve">    for (int </w:t>
+        <w:t xml:space="preserve">    </w:t>
+      </w:r>
+      <w:proofErr w:type="gramStart"/>
+      <w:r>
+        <w:rPr>
+          <w:rFonts w:ascii="Courier New" w:hAnsi="Courier New"/>
+          <w:sz w:val="24"/>
+          <w:szCs w:val="24"/>
+        </w:rPr>
+        <w:t>for</w:t>
+      </w:r>
+      <w:proofErr w:type="gramEnd"/>
+      <w:r>
+        <w:rPr>
+          <w:rFonts w:ascii="Courier New" w:hAnsi="Courier New"/>
+          <w:sz w:val="24"/>
+          <w:szCs w:val="24"/>
+        </w:rPr>
+        <w:t xml:space="preserve"> (</w:t>
+      </w:r>
+      <w:proofErr w:type="spellStart"/>
+      <w:r>
+        <w:rPr>
+          <w:rFonts w:ascii="Courier New" w:hAnsi="Courier New"/>
+          <w:sz w:val="24"/>
+          <w:szCs w:val="24"/>
+        </w:rPr>
+        <w:t>int</w:t>
+      </w:r>
+      <w:proofErr w:type="spellEnd"/>
+      <w:r>
+        <w:rPr>
+          <w:rFonts w:ascii="Courier New" w:hAnsi="Courier New"/>
+          <w:sz w:val="24"/>
+          <w:szCs w:val="24"/>
+        </w:rPr>
+        <w:t xml:space="preserve"> </w:t>
       </w:r>
       <w:proofErr w:type="spellStart"/>
       <w:r>
@@ -6575,9 +7501,19 @@
           <w:sz w:val="24"/>
           <w:szCs w:val="24"/>
         </w:rPr>
-        <w:t xml:space="preserve">        swap(</w:t>
-      </w:r>
-      <w:proofErr w:type="spellStart"/>
+        <w:t xml:space="preserve">        </w:t>
+      </w:r>
+      <w:proofErr w:type="gramStart"/>
+      <w:r>
+        <w:rPr>
+          <w:rFonts w:ascii="Courier New" w:hAnsi="Courier New"/>
+          <w:sz w:val="24"/>
+          <w:szCs w:val="24"/>
+        </w:rPr>
+        <w:t>swap(</w:t>
+      </w:r>
+      <w:proofErr w:type="spellStart"/>
+      <w:proofErr w:type="gramEnd"/>
       <w:r>
         <w:rPr>
           <w:rFonts w:ascii="Courier New" w:hAnsi="Courier New"/>
@@ -6650,6 +7586,7 @@
         <w:t xml:space="preserve">        </w:t>
       </w:r>
       <w:proofErr w:type="spellStart"/>
+      <w:proofErr w:type="gramStart"/>
       <w:r>
         <w:rPr>
           <w:rFonts w:ascii="Courier New" w:hAnsi="Courier New"/>
@@ -6668,6 +7605,7 @@
         <w:t>(</w:t>
       </w:r>
       <w:proofErr w:type="spellStart"/>
+      <w:proofErr w:type="gramEnd"/>
       <w:r>
         <w:rPr>
           <w:rFonts w:ascii="Courier New" w:hAnsi="Courier New"/>
@@ -6775,13 +7713,32 @@
           <w:szCs w:val="24"/>
         </w:rPr>
       </w:pPr>
-      <w:r>
-        <w:rPr>
-          <w:rFonts w:ascii="Courier New" w:hAnsi="Courier New"/>
-          <w:sz w:val="24"/>
-          <w:szCs w:val="24"/>
-        </w:rPr>
-        <w:t>#include &lt;iostream&gt;</w:t>
+      <w:proofErr w:type="gramStart"/>
+      <w:r>
+        <w:rPr>
+          <w:rFonts w:ascii="Courier New" w:hAnsi="Courier New"/>
+          <w:sz w:val="24"/>
+          <w:szCs w:val="24"/>
+        </w:rPr>
+        <w:t>#include &lt;</w:t>
+      </w:r>
+      <w:proofErr w:type="spellStart"/>
+      <w:r>
+        <w:rPr>
+          <w:rFonts w:ascii="Courier New" w:hAnsi="Courier New"/>
+          <w:sz w:val="24"/>
+          <w:szCs w:val="24"/>
+        </w:rPr>
+        <w:t>iostream</w:t>
+      </w:r>
+      <w:proofErr w:type="spellEnd"/>
+      <w:r>
+        <w:rPr>
+          <w:rFonts w:ascii="Courier New" w:hAnsi="Courier New"/>
+          <w:sz w:val="24"/>
+          <w:szCs w:val="24"/>
+        </w:rPr>
+        <w:t>&gt;</w:t>
       </w:r>
       <w:r>
         <w:rPr>
@@ -6799,7 +7756,25 @@
           <w:szCs w:val="24"/>
         </w:rPr>
         <w:br/>
-        <w:t>#include &lt;chrono&gt;</w:t>
+        <w:t>#include &lt;</w:t>
+      </w:r>
+      <w:proofErr w:type="spellStart"/>
+      <w:r>
+        <w:rPr>
+          <w:rFonts w:ascii="Courier New" w:hAnsi="Courier New"/>
+          <w:sz w:val="24"/>
+          <w:szCs w:val="24"/>
+        </w:rPr>
+        <w:t>chrono</w:t>
+      </w:r>
+      <w:proofErr w:type="spellEnd"/>
+      <w:r>
+        <w:rPr>
+          <w:rFonts w:ascii="Courier New" w:hAnsi="Courier New"/>
+          <w:sz w:val="24"/>
+          <w:szCs w:val="24"/>
+        </w:rPr>
+        <w:t>&gt;</w:t>
       </w:r>
       <w:r>
         <w:rPr>
@@ -6905,7 +7880,25 @@
           <w:szCs w:val="24"/>
         </w:rPr>
         <w:br/>
-        <w:t>using namespace std;</w:t>
+        <w:t xml:space="preserve">using namespace </w:t>
+      </w:r>
+      <w:proofErr w:type="spellStart"/>
+      <w:r>
+        <w:rPr>
+          <w:rFonts w:ascii="Courier New" w:hAnsi="Courier New"/>
+          <w:sz w:val="24"/>
+          <w:szCs w:val="24"/>
+        </w:rPr>
+        <w:t>std</w:t>
+      </w:r>
+      <w:proofErr w:type="spellEnd"/>
+      <w:r>
+        <w:rPr>
+          <w:rFonts w:ascii="Courier New" w:hAnsi="Courier New"/>
+          <w:sz w:val="24"/>
+          <w:szCs w:val="24"/>
+        </w:rPr>
+        <w:t>;</w:t>
       </w:r>
       <w:r>
         <w:rPr>
@@ -7728,7 +8721,24 @@
           <w:szCs w:val="24"/>
         </w:rPr>
         <w:br/>
-        <w:t>int main() {</w:t>
+      </w:r>
+      <w:proofErr w:type="spellStart"/>
+      <w:r>
+        <w:rPr>
+          <w:rFonts w:ascii="Courier New" w:hAnsi="Courier New"/>
+          <w:sz w:val="24"/>
+          <w:szCs w:val="24"/>
+        </w:rPr>
+        <w:t>int</w:t>
+      </w:r>
+      <w:proofErr w:type="spellEnd"/>
+      <w:r>
+        <w:rPr>
+          <w:rFonts w:ascii="Courier New" w:hAnsi="Courier New"/>
+          <w:sz w:val="24"/>
+          <w:szCs w:val="24"/>
+        </w:rPr>
+        <w:t xml:space="preserve"> main() {</w:t>
       </w:r>
       <w:r>
         <w:rPr>
@@ -7826,7 +8836,25 @@
           <w:szCs w:val="24"/>
         </w:rPr>
         <w:br/>
-        <w:t xml:space="preserve">    vector&lt;int&gt; </w:t>
+        <w:t xml:space="preserve">    vector&lt;</w:t>
+      </w:r>
+      <w:proofErr w:type="spellStart"/>
+      <w:r>
+        <w:rPr>
+          <w:rFonts w:ascii="Courier New" w:hAnsi="Courier New"/>
+          <w:sz w:val="24"/>
+          <w:szCs w:val="24"/>
+        </w:rPr>
+        <w:t>int</w:t>
+      </w:r>
+      <w:proofErr w:type="spellEnd"/>
+      <w:r>
+        <w:rPr>
+          <w:rFonts w:ascii="Courier New" w:hAnsi="Courier New"/>
+          <w:sz w:val="24"/>
+          <w:szCs w:val="24"/>
+        </w:rPr>
+        <w:t xml:space="preserve">&gt; </w:t>
       </w:r>
       <w:proofErr w:type="spellStart"/>
       <w:r>
@@ -7853,7 +8881,25 @@
           <w:szCs w:val="24"/>
         </w:rPr>
         <w:br/>
-        <w:t xml:space="preserve">    int choice;</w:t>
+        <w:t xml:space="preserve">    </w:t>
+      </w:r>
+      <w:proofErr w:type="spellStart"/>
+      <w:r>
+        <w:rPr>
+          <w:rFonts w:ascii="Courier New" w:hAnsi="Courier New"/>
+          <w:sz w:val="24"/>
+          <w:szCs w:val="24"/>
+        </w:rPr>
+        <w:t>int</w:t>
+      </w:r>
+      <w:proofErr w:type="spellEnd"/>
+      <w:r>
+        <w:rPr>
+          <w:rFonts w:ascii="Courier New" w:hAnsi="Courier New"/>
+          <w:sz w:val="24"/>
+          <w:szCs w:val="24"/>
+        </w:rPr>
+        <w:t xml:space="preserve"> choice;</w:t>
       </w:r>
       <w:r>
         <w:rPr>
@@ -8048,7 +9094,25 @@
           <w:szCs w:val="24"/>
         </w:rPr>
         <w:br/>
-        <w:t xml:space="preserve">            int n;</w:t>
+        <w:t xml:space="preserve">            </w:t>
+      </w:r>
+      <w:proofErr w:type="spellStart"/>
+      <w:r>
+        <w:rPr>
+          <w:rFonts w:ascii="Courier New" w:hAnsi="Courier New"/>
+          <w:sz w:val="24"/>
+          <w:szCs w:val="24"/>
+        </w:rPr>
+        <w:t>int</w:t>
+      </w:r>
+      <w:proofErr w:type="spellEnd"/>
+      <w:r>
+        <w:rPr>
+          <w:rFonts w:ascii="Courier New" w:hAnsi="Courier New"/>
+          <w:sz w:val="24"/>
+          <w:szCs w:val="24"/>
+        </w:rPr>
+        <w:t xml:space="preserve"> n;</w:t>
       </w:r>
       <w:r>
         <w:rPr>
@@ -8327,7 +9391,25 @@
           <w:szCs w:val="24"/>
         </w:rPr>
         <w:br/>
-        <w:t xml:space="preserve">            for (int </w:t>
+        <w:t xml:space="preserve">            for (</w:t>
+      </w:r>
+      <w:proofErr w:type="spellStart"/>
+      <w:r>
+        <w:rPr>
+          <w:rFonts w:ascii="Courier New" w:hAnsi="Courier New"/>
+          <w:sz w:val="24"/>
+          <w:szCs w:val="24"/>
+        </w:rPr>
+        <w:t>int</w:t>
+      </w:r>
+      <w:proofErr w:type="spellEnd"/>
+      <w:r>
+        <w:rPr>
+          <w:rFonts w:ascii="Courier New" w:hAnsi="Courier New"/>
+          <w:sz w:val="24"/>
+          <w:szCs w:val="24"/>
+        </w:rPr>
+        <w:t xml:space="preserve"> </w:t>
       </w:r>
       <w:proofErr w:type="spellStart"/>
       <w:r>
@@ -8579,7 +9661,25 @@
           <w:szCs w:val="24"/>
         </w:rPr>
         <w:br/>
-        <w:t xml:space="preserve">            int n;</w:t>
+        <w:t xml:space="preserve">            </w:t>
+      </w:r>
+      <w:proofErr w:type="spellStart"/>
+      <w:r>
+        <w:rPr>
+          <w:rFonts w:ascii="Courier New" w:hAnsi="Courier New"/>
+          <w:sz w:val="24"/>
+          <w:szCs w:val="24"/>
+        </w:rPr>
+        <w:t>int</w:t>
+      </w:r>
+      <w:proofErr w:type="spellEnd"/>
+      <w:r>
+        <w:rPr>
+          <w:rFonts w:ascii="Courier New" w:hAnsi="Courier New"/>
+          <w:sz w:val="24"/>
+          <w:szCs w:val="24"/>
+        </w:rPr>
+        <w:t xml:space="preserve"> n;</w:t>
       </w:r>
       <w:r>
         <w:rPr>
@@ -9289,7 +10389,25 @@
           <w:szCs w:val="24"/>
         </w:rPr>
         <w:br/>
-        <w:t xml:space="preserve">                auto start = chrono::</w:t>
+        <w:t xml:space="preserve">                auto start = </w:t>
+      </w:r>
+      <w:proofErr w:type="spellStart"/>
+      <w:r>
+        <w:rPr>
+          <w:rFonts w:ascii="Courier New" w:hAnsi="Courier New"/>
+          <w:sz w:val="24"/>
+          <w:szCs w:val="24"/>
+        </w:rPr>
+        <w:t>chrono</w:t>
+      </w:r>
+      <w:proofErr w:type="spellEnd"/>
+      <w:r>
+        <w:rPr>
+          <w:rFonts w:ascii="Courier New" w:hAnsi="Courier New"/>
+          <w:sz w:val="24"/>
+          <w:szCs w:val="24"/>
+        </w:rPr>
+        <w:t>::</w:t>
       </w:r>
       <w:proofErr w:type="spellStart"/>
       <w:r>
@@ -9361,7 +10479,25 @@
           <w:szCs w:val="24"/>
         </w:rPr>
         <w:br/>
-        <w:t xml:space="preserve">                auto end = chrono::</w:t>
+        <w:t xml:space="preserve">                auto end = </w:t>
+      </w:r>
+      <w:proofErr w:type="spellStart"/>
+      <w:r>
+        <w:rPr>
+          <w:rFonts w:ascii="Courier New" w:hAnsi="Courier New"/>
+          <w:sz w:val="24"/>
+          <w:szCs w:val="24"/>
+        </w:rPr>
+        <w:t>chrono</w:t>
+      </w:r>
+      <w:proofErr w:type="spellEnd"/>
+      <w:r>
+        <w:rPr>
+          <w:rFonts w:ascii="Courier New" w:hAnsi="Courier New"/>
+          <w:sz w:val="24"/>
+          <w:szCs w:val="24"/>
+        </w:rPr>
+        <w:t>::</w:t>
       </w:r>
       <w:proofErr w:type="spellStart"/>
       <w:r>
@@ -9380,23 +10516,6 @@
           <w:szCs w:val="24"/>
         </w:rPr>
         <w:t>::now();</w:t>
-      </w:r>
-      <w:r>
-        <w:rPr>
-          <w:rFonts w:ascii="Courier New" w:hAnsi="Courier New"/>
-          <w:sz w:val="24"/>
-          <w:szCs w:val="24"/>
-        </w:rPr>
-        <w:br/>
-        <w:t xml:space="preserve">                chrono::duration&lt;double&gt; diff = end - start;</w:t>
-      </w:r>
-      <w:r>
-        <w:rPr>
-          <w:rFonts w:ascii="Courier New" w:hAnsi="Courier New"/>
-          <w:sz w:val="24"/>
-          <w:szCs w:val="24"/>
-        </w:rPr>
-        <w:br/>
       </w:r>
       <w:r>
         <w:rPr>
@@ -9414,106 +10533,24 @@
           <w:sz w:val="24"/>
           <w:szCs w:val="24"/>
         </w:rPr>
-        <w:t>setColor</w:t>
-      </w:r>
-      <w:proofErr w:type="spellEnd"/>
-      <w:r>
-        <w:rPr>
-          <w:rFonts w:ascii="Courier New" w:hAnsi="Courier New"/>
-          <w:sz w:val="24"/>
-          <w:szCs w:val="24"/>
-        </w:rPr>
-        <w:t xml:space="preserve">(10, 1); </w:t>
-      </w:r>
-      <w:proofErr w:type="spellStart"/>
-      <w:r>
-        <w:rPr>
-          <w:rFonts w:ascii="Courier New" w:hAnsi="Courier New"/>
-          <w:sz w:val="24"/>
-          <w:szCs w:val="24"/>
-        </w:rPr>
-        <w:t>cout</w:t>
-      </w:r>
-      <w:proofErr w:type="spellEnd"/>
-      <w:r>
-        <w:rPr>
-          <w:rFonts w:ascii="Courier New" w:hAnsi="Courier New"/>
-          <w:sz w:val="24"/>
-          <w:szCs w:val="24"/>
-        </w:rPr>
-        <w:t xml:space="preserve"> &lt;&lt; "</w:t>
-      </w:r>
-      <w:proofErr w:type="spellStart"/>
-      <w:r>
-        <w:rPr>
-          <w:rFonts w:ascii="Courier New" w:hAnsi="Courier New"/>
-          <w:sz w:val="24"/>
-          <w:szCs w:val="24"/>
-        </w:rPr>
-        <w:t>Результат</w:t>
-      </w:r>
-      <w:proofErr w:type="spellEnd"/>
-      <w:r>
-        <w:rPr>
-          <w:rFonts w:ascii="Courier New" w:hAnsi="Courier New"/>
-          <w:sz w:val="24"/>
-          <w:szCs w:val="24"/>
-        </w:rPr>
-        <w:t xml:space="preserve">: "; </w:t>
-      </w:r>
-      <w:proofErr w:type="spellStart"/>
-      <w:r>
-        <w:rPr>
-          <w:rFonts w:ascii="Courier New" w:hAnsi="Courier New"/>
-          <w:sz w:val="24"/>
-          <w:szCs w:val="24"/>
-        </w:rPr>
-        <w:t>printArray</w:t>
-      </w:r>
-      <w:proofErr w:type="spellEnd"/>
-      <w:r>
-        <w:rPr>
-          <w:rFonts w:ascii="Courier New" w:hAnsi="Courier New"/>
-          <w:sz w:val="24"/>
-          <w:szCs w:val="24"/>
-        </w:rPr>
-        <w:t>(</w:t>
-      </w:r>
-      <w:proofErr w:type="spellStart"/>
-      <w:r>
-        <w:rPr>
-          <w:rFonts w:ascii="Courier New" w:hAnsi="Courier New"/>
-          <w:sz w:val="24"/>
-          <w:szCs w:val="24"/>
-        </w:rPr>
-        <w:t>arr</w:t>
-      </w:r>
-      <w:proofErr w:type="spellEnd"/>
-      <w:r>
-        <w:rPr>
-          <w:rFonts w:ascii="Courier New" w:hAnsi="Courier New"/>
-          <w:sz w:val="24"/>
-          <w:szCs w:val="24"/>
-        </w:rPr>
-        <w:t xml:space="preserve">); </w:t>
-      </w:r>
-      <w:proofErr w:type="spellStart"/>
-      <w:r>
-        <w:rPr>
-          <w:rFonts w:ascii="Courier New" w:hAnsi="Courier New"/>
-          <w:sz w:val="24"/>
-          <w:szCs w:val="24"/>
-        </w:rPr>
-        <w:t>cout</w:t>
-      </w:r>
-      <w:proofErr w:type="spellEnd"/>
-      <w:r>
-        <w:rPr>
-          <w:rFonts w:ascii="Courier New" w:hAnsi="Courier New"/>
-          <w:sz w:val="24"/>
-          <w:szCs w:val="24"/>
-        </w:rPr>
-        <w:t xml:space="preserve"> &lt;&lt; "\n";</w:t>
+        <w:t>chrono</w:t>
+      </w:r>
+      <w:proofErr w:type="spellEnd"/>
+      <w:r>
+        <w:rPr>
+          <w:rFonts w:ascii="Courier New" w:hAnsi="Courier New"/>
+          <w:sz w:val="24"/>
+          <w:szCs w:val="24"/>
+        </w:rPr>
+        <w:t>::duration&lt;double&gt; diff = end - start;</w:t>
+      </w:r>
+      <w:r>
+        <w:rPr>
+          <w:rFonts w:ascii="Courier New" w:hAnsi="Courier New"/>
+          <w:sz w:val="24"/>
+          <w:szCs w:val="24"/>
+        </w:rPr>
+        <w:br/>
       </w:r>
       <w:r>
         <w:rPr>
@@ -9540,6 +10577,123 @@
           <w:sz w:val="24"/>
           <w:szCs w:val="24"/>
         </w:rPr>
+        <w:t xml:space="preserve">(10, 1); </w:t>
+      </w:r>
+      <w:proofErr w:type="spellStart"/>
+      <w:r>
+        <w:rPr>
+          <w:rFonts w:ascii="Courier New" w:hAnsi="Courier New"/>
+          <w:sz w:val="24"/>
+          <w:szCs w:val="24"/>
+        </w:rPr>
+        <w:t>cout</w:t>
+      </w:r>
+      <w:proofErr w:type="spellEnd"/>
+      <w:r>
+        <w:rPr>
+          <w:rFonts w:ascii="Courier New" w:hAnsi="Courier New"/>
+          <w:sz w:val="24"/>
+          <w:szCs w:val="24"/>
+        </w:rPr>
+        <w:t xml:space="preserve"> &lt;&lt; "</w:t>
+      </w:r>
+      <w:proofErr w:type="spellStart"/>
+      <w:r>
+        <w:rPr>
+          <w:rFonts w:ascii="Courier New" w:hAnsi="Courier New"/>
+          <w:sz w:val="24"/>
+          <w:szCs w:val="24"/>
+        </w:rPr>
+        <w:t>Результат</w:t>
+      </w:r>
+      <w:proofErr w:type="spellEnd"/>
+      <w:r>
+        <w:rPr>
+          <w:rFonts w:ascii="Courier New" w:hAnsi="Courier New"/>
+          <w:sz w:val="24"/>
+          <w:szCs w:val="24"/>
+        </w:rPr>
+        <w:t xml:space="preserve">: "; </w:t>
+      </w:r>
+      <w:proofErr w:type="spellStart"/>
+      <w:r>
+        <w:rPr>
+          <w:rFonts w:ascii="Courier New" w:hAnsi="Courier New"/>
+          <w:sz w:val="24"/>
+          <w:szCs w:val="24"/>
+        </w:rPr>
+        <w:t>printArray</w:t>
+      </w:r>
+      <w:proofErr w:type="spellEnd"/>
+      <w:r>
+        <w:rPr>
+          <w:rFonts w:ascii="Courier New" w:hAnsi="Courier New"/>
+          <w:sz w:val="24"/>
+          <w:szCs w:val="24"/>
+        </w:rPr>
+        <w:t>(</w:t>
+      </w:r>
+      <w:proofErr w:type="spellStart"/>
+      <w:r>
+        <w:rPr>
+          <w:rFonts w:ascii="Courier New" w:hAnsi="Courier New"/>
+          <w:sz w:val="24"/>
+          <w:szCs w:val="24"/>
+        </w:rPr>
+        <w:t>arr</w:t>
+      </w:r>
+      <w:proofErr w:type="spellEnd"/>
+      <w:r>
+        <w:rPr>
+          <w:rFonts w:ascii="Courier New" w:hAnsi="Courier New"/>
+          <w:sz w:val="24"/>
+          <w:szCs w:val="24"/>
+        </w:rPr>
+        <w:t xml:space="preserve">); </w:t>
+      </w:r>
+      <w:proofErr w:type="spellStart"/>
+      <w:r>
+        <w:rPr>
+          <w:rFonts w:ascii="Courier New" w:hAnsi="Courier New"/>
+          <w:sz w:val="24"/>
+          <w:szCs w:val="24"/>
+        </w:rPr>
+        <w:t>cout</w:t>
+      </w:r>
+      <w:proofErr w:type="spellEnd"/>
+      <w:r>
+        <w:rPr>
+          <w:rFonts w:ascii="Courier New" w:hAnsi="Courier New"/>
+          <w:sz w:val="24"/>
+          <w:szCs w:val="24"/>
+        </w:rPr>
+        <w:t xml:space="preserve"> &lt;&lt; "\n";</w:t>
+      </w:r>
+      <w:r>
+        <w:rPr>
+          <w:rFonts w:ascii="Courier New" w:hAnsi="Courier New"/>
+          <w:sz w:val="24"/>
+          <w:szCs w:val="24"/>
+        </w:rPr>
+        <w:br/>
+        <w:t xml:space="preserve">                </w:t>
+      </w:r>
+      <w:proofErr w:type="spellStart"/>
+      <w:r>
+        <w:rPr>
+          <w:rFonts w:ascii="Courier New" w:hAnsi="Courier New"/>
+          <w:sz w:val="24"/>
+          <w:szCs w:val="24"/>
+        </w:rPr>
+        <w:t>setColor</w:t>
+      </w:r>
+      <w:proofErr w:type="spellEnd"/>
+      <w:r>
+        <w:rPr>
+          <w:rFonts w:ascii="Courier New" w:hAnsi="Courier New"/>
+          <w:sz w:val="24"/>
+          <w:szCs w:val="24"/>
+        </w:rPr>
         <w:t xml:space="preserve">(11, 1); </w:t>
       </w:r>
       <w:proofErr w:type="spellStart"/>
@@ -10017,7 +11171,16 @@
           <w:sz w:val="24"/>
           <w:szCs w:val="24"/>
         </w:rPr>
-        <w:t>...\n";</w:t>
+        <w:t>...</w:t>
+      </w:r>
+      <w:proofErr w:type="gramEnd"/>
+      <w:r>
+        <w:rPr>
+          <w:rFonts w:ascii="Courier New" w:hAnsi="Courier New"/>
+          <w:sz w:val="24"/>
+          <w:szCs w:val="24"/>
+        </w:rPr>
+        <w:t>\n";</w:t>
       </w:r>
       <w:r>
         <w:rPr>
@@ -10029,6 +11192,7 @@
         <w:t xml:space="preserve">            </w:t>
       </w:r>
       <w:proofErr w:type="spellStart"/>
+      <w:proofErr w:type="gramStart"/>
       <w:r>
         <w:rPr>
           <w:rFonts w:ascii="Courier New" w:hAnsi="Courier New"/>
@@ -10044,7 +11208,16 @@
           <w:sz w:val="24"/>
           <w:szCs w:val="24"/>
         </w:rPr>
-        <w:t>(7, 0);</w:t>
+        <w:t>(</w:t>
+      </w:r>
+      <w:proofErr w:type="gramEnd"/>
+      <w:r>
+        <w:rPr>
+          <w:rFonts w:ascii="Courier New" w:hAnsi="Courier New"/>
+          <w:sz w:val="24"/>
+          <w:szCs w:val="24"/>
+        </w:rPr>
+        <w:t>7, 0);</w:t>
       </w:r>
       <w:r>
         <w:rPr>
@@ -10199,7 +11372,7 @@
       </w:r>
     </w:p>
     <w:sectPr>
-      <w:footerReference w:type="default" r:id="rId15"/>
+      <w:footerReference w:type="default" r:id="rId16"/>
       <w:pgSz w:w="12240" w:h="15840"/>
       <w:pgMar w:top="1134" w:right="850" w:bottom="1134" w:left="1701" w:header="720" w:footer="720" w:gutter="0"/>
       <w:cols w:space="720"/>
@@ -10210,7 +11383,7 @@
 </file>
 
 <file path=word/endnotes.xml><?xml version="1.0" encoding="utf-8"?>
-<w:endnotes xmlns:wpc="http://schemas.microsoft.com/office/word/2010/wordprocessingCanvas" xmlns:cx="http://schemas.microsoft.com/office/drawing/2014/chartex" xmlns:cx1="http://schemas.microsoft.com/office/drawing/2015/9/8/chartex" xmlns:cx2="http://schemas.microsoft.com/office/drawing/2015/10/21/chartex" xmlns:cx3="http://schemas.microsoft.com/office/drawing/2016/5/9/chartex" xmlns:cx4="http://schemas.microsoft.com/office/drawing/2016/5/10/chartex" xmlns:cx5="http://schemas.microsoft.com/office/drawing/2016/5/11/chartex" xmlns:cx6="http://schemas.microsoft.com/office/drawing/2016/5/12/chartex" xmlns:cx7="http://schemas.microsoft.com/office/drawing/2016/5/13/chartex" xmlns:cx8="http://schemas.microsoft.com/office/drawing/2016/5/14/chartex" xmlns:mc="http://schemas.openxmlformats.org/markup-compatibility/2006" xmlns:aink="http://schemas.microsoft.com/office/drawing/2016/ink" xmlns:am3d="http://schemas.microsoft.com/office/drawing/2017/model3d" xmlns:o="urn:schemas-microsoft-com:office:office" xmlns:oel="http://schemas.microsoft.com/office/2019/extlst" xmlns:r="http://schemas.openxmlformats.org/officeDocument/2006/relationships" xmlns:m="http://schemas.openxmlformats.org/officeDocument/2006/math" xmlns:v="urn:schemas-microsoft-com:vml" xmlns:wp14="http://schemas.microsoft.com/office/word/2010/wordprocessingDrawing" xmlns:wp="http://schemas.openxmlformats.org/drawingml/2006/wordprocessingDrawing" xmlns:w10="urn:schemas-microsoft-com:office:word" xmlns:w="http://schemas.openxmlformats.org/wordprocessingml/2006/main" xmlns:w14="http://schemas.microsoft.com/office/word/2010/wordml" xmlns:w15="http://schemas.microsoft.com/office/word/2012/wordml" xmlns:w16cex="http://schemas.microsoft.com/office/word/2018/wordml/cex" xmlns:w16cid="http://schemas.microsoft.com/office/word/2016/wordml/cid" xmlns:w16="http://schemas.microsoft.com/office/word/2018/wordml" xmlns:w16du="http://schemas.microsoft.com/office/word/2023/wordml/word16du" xmlns:w16sdtdh="http://schemas.microsoft.com/office/word/2020/wordml/sdtdatahash" xmlns:w16sdtfl="http://schemas.microsoft.com/office/word/2024/wordml/sdtformatlock" xmlns:w16se="http://schemas.microsoft.com/office/word/2015/wordml/symex" xmlns:wpg="http://schemas.microsoft.com/office/word/2010/wordprocessingGroup" xmlns:wpi="http://schemas.microsoft.com/office/word/2010/wordprocessingInk" xmlns:wne="http://schemas.microsoft.com/office/word/2006/wordml" xmlns:wps="http://schemas.microsoft.com/office/word/2010/wordprocessingShape" mc:Ignorable="w14 w15 w16se w16cid w16 w16cex w16sdtdh w16sdtfl w16du wp14">
+<w:endnotes xmlns:wpc="http://schemas.microsoft.com/office/word/2010/wordprocessingCanvas" xmlns:cx="http://schemas.microsoft.com/office/drawing/2014/chartex" xmlns:cx1="http://schemas.microsoft.com/office/drawing/2015/9/8/chartex" xmlns:mc="http://schemas.openxmlformats.org/markup-compatibility/2006" xmlns:o="urn:schemas-microsoft-com:office:office" xmlns:r="http://schemas.openxmlformats.org/officeDocument/2006/relationships" xmlns:m="http://schemas.openxmlformats.org/officeDocument/2006/math" xmlns:v="urn:schemas-microsoft-com:vml" xmlns:wp14="http://schemas.microsoft.com/office/word/2010/wordprocessingDrawing" xmlns:wp="http://schemas.openxmlformats.org/drawingml/2006/wordprocessingDrawing" xmlns:w10="urn:schemas-microsoft-com:office:word" xmlns:w="http://schemas.openxmlformats.org/wordprocessingml/2006/main" xmlns:w14="http://schemas.microsoft.com/office/word/2010/wordml" xmlns:w15="http://schemas.microsoft.com/office/word/2012/wordml" xmlns:w16se="http://schemas.microsoft.com/office/word/2015/wordml/symex" xmlns:wpg="http://schemas.microsoft.com/office/word/2010/wordprocessingGroup" xmlns:wpi="http://schemas.microsoft.com/office/word/2010/wordprocessingInk" xmlns:wne="http://schemas.microsoft.com/office/word/2006/wordml" xmlns:wps="http://schemas.microsoft.com/office/word/2010/wordprocessingShape" mc:Ignorable="w14 w15 w16se wp14">
   <w:endnote w:type="separator" w:id="-1">
     <w:p>
       <w:pPr>
@@ -10235,7 +11408,7 @@
 </file>
 
 <file path=word/footer1.xml><?xml version="1.0" encoding="utf-8"?>
-<w:ftr xmlns:wpc="http://schemas.microsoft.com/office/word/2010/wordprocessingCanvas" xmlns:cx="http://schemas.microsoft.com/office/drawing/2014/chartex" xmlns:cx1="http://schemas.microsoft.com/office/drawing/2015/9/8/chartex" xmlns:cx2="http://schemas.microsoft.com/office/drawing/2015/10/21/chartex" xmlns:cx3="http://schemas.microsoft.com/office/drawing/2016/5/9/chartex" xmlns:cx4="http://schemas.microsoft.com/office/drawing/2016/5/10/chartex" xmlns:cx5="http://schemas.microsoft.com/office/drawing/2016/5/11/chartex" xmlns:cx6="http://schemas.microsoft.com/office/drawing/2016/5/12/chartex" xmlns:cx7="http://schemas.microsoft.com/office/drawing/2016/5/13/chartex" xmlns:cx8="http://schemas.microsoft.com/office/drawing/2016/5/14/chartex" xmlns:mc="http://schemas.openxmlformats.org/markup-compatibility/2006" xmlns:aink="http://schemas.microsoft.com/office/drawing/2016/ink" xmlns:am3d="http://schemas.microsoft.com/office/drawing/2017/model3d" xmlns:o="urn:schemas-microsoft-com:office:office" xmlns:oel="http://schemas.microsoft.com/office/2019/extlst" xmlns:r="http://schemas.openxmlformats.org/officeDocument/2006/relationships" xmlns:m="http://schemas.openxmlformats.org/officeDocument/2006/math" xmlns:v="urn:schemas-microsoft-com:vml" xmlns:wp14="http://schemas.microsoft.com/office/word/2010/wordprocessingDrawing" xmlns:wp="http://schemas.openxmlformats.org/drawingml/2006/wordprocessingDrawing" xmlns:w10="urn:schemas-microsoft-com:office:word" xmlns:w="http://schemas.openxmlformats.org/wordprocessingml/2006/main" xmlns:w14="http://schemas.microsoft.com/office/word/2010/wordml" xmlns:w15="http://schemas.microsoft.com/office/word/2012/wordml" xmlns:w16cex="http://schemas.microsoft.com/office/word/2018/wordml/cex" xmlns:w16cid="http://schemas.microsoft.com/office/word/2016/wordml/cid" xmlns:w16="http://schemas.microsoft.com/office/word/2018/wordml" xmlns:w16du="http://schemas.microsoft.com/office/word/2023/wordml/word16du" xmlns:w16sdtdh="http://schemas.microsoft.com/office/word/2020/wordml/sdtdatahash" xmlns:w16sdtfl="http://schemas.microsoft.com/office/word/2024/wordml/sdtformatlock" xmlns:w16se="http://schemas.microsoft.com/office/word/2015/wordml/symex" xmlns:wpg="http://schemas.microsoft.com/office/word/2010/wordprocessingGroup" xmlns:wpi="http://schemas.microsoft.com/office/word/2010/wordprocessingInk" xmlns:wne="http://schemas.microsoft.com/office/word/2006/wordml" xmlns:wps="http://schemas.microsoft.com/office/word/2010/wordprocessingShape" mc:Ignorable="w14 w15 w16se w16cid w16 w16cex w16sdtdh w16sdtfl w16du wp14">
+<w:ftr xmlns:wpc="http://schemas.microsoft.com/office/word/2010/wordprocessingCanvas" xmlns:cx="http://schemas.microsoft.com/office/drawing/2014/chartex" xmlns:cx1="http://schemas.microsoft.com/office/drawing/2015/9/8/chartex" xmlns:mc="http://schemas.openxmlformats.org/markup-compatibility/2006" xmlns:o="urn:schemas-microsoft-com:office:office" xmlns:r="http://schemas.openxmlformats.org/officeDocument/2006/relationships" xmlns:m="http://schemas.openxmlformats.org/officeDocument/2006/math" xmlns:v="urn:schemas-microsoft-com:vml" xmlns:wp14="http://schemas.microsoft.com/office/word/2010/wordprocessingDrawing" xmlns:wp="http://schemas.openxmlformats.org/drawingml/2006/wordprocessingDrawing" xmlns:w10="urn:schemas-microsoft-com:office:word" xmlns:w="http://schemas.openxmlformats.org/wordprocessingml/2006/main" xmlns:w14="http://schemas.microsoft.com/office/word/2010/wordml" xmlns:w15="http://schemas.microsoft.com/office/word/2012/wordml" xmlns:w16se="http://schemas.microsoft.com/office/word/2015/wordml/symex" xmlns:wpg="http://schemas.microsoft.com/office/word/2010/wordprocessingGroup" xmlns:wpi="http://schemas.microsoft.com/office/word/2010/wordprocessingInk" xmlns:wne="http://schemas.microsoft.com/office/word/2006/wordml" xmlns:wps="http://schemas.microsoft.com/office/word/2010/wordprocessingShape" mc:Ignorable="w14 w15 w16se wp14">
   <w:sdt>
     <w:sdtPr>
       <w:id w:val="-499579069"/>
@@ -10244,6 +11417,7 @@
         <w:docPartUnique/>
       </w:docPartObj>
     </w:sdtPr>
+    <w:sdtEndPr/>
     <w:sdtContent>
       <w:p>
         <w:pPr>
@@ -10264,7 +11438,7 @@
             <w:noProof/>
             <w:lang w:val="ru-RU"/>
           </w:rPr>
-          <w:t>1</w:t>
+          <w:t>18</w:t>
         </w:r>
         <w:r>
           <w:fldChar w:fldCharType="end"/>
@@ -10281,7 +11455,7 @@
 </file>
 
 <file path=word/footnotes.xml><?xml version="1.0" encoding="utf-8"?>
-<w:footnotes xmlns:wpc="http://schemas.microsoft.com/office/word/2010/wordprocessingCanvas" xmlns:cx="http://schemas.microsoft.com/office/drawing/2014/chartex" xmlns:cx1="http://schemas.microsoft.com/office/drawing/2015/9/8/chartex" xmlns:cx2="http://schemas.microsoft.com/office/drawing/2015/10/21/chartex" xmlns:cx3="http://schemas.microsoft.com/office/drawing/2016/5/9/chartex" xmlns:cx4="http://schemas.microsoft.com/office/drawing/2016/5/10/chartex" xmlns:cx5="http://schemas.microsoft.com/office/drawing/2016/5/11/chartex" xmlns:cx6="http://schemas.microsoft.com/office/drawing/2016/5/12/chartex" xmlns:cx7="http://schemas.microsoft.com/office/drawing/2016/5/13/chartex" xmlns:cx8="http://schemas.microsoft.com/office/drawing/2016/5/14/chartex" xmlns:mc="http://schemas.openxmlformats.org/markup-compatibility/2006" xmlns:aink="http://schemas.microsoft.com/office/drawing/2016/ink" xmlns:am3d="http://schemas.microsoft.com/office/drawing/2017/model3d" xmlns:o="urn:schemas-microsoft-com:office:office" xmlns:oel="http://schemas.microsoft.com/office/2019/extlst" xmlns:r="http://schemas.openxmlformats.org/officeDocument/2006/relationships" xmlns:m="http://schemas.openxmlformats.org/officeDocument/2006/math" xmlns:v="urn:schemas-microsoft-com:vml" xmlns:wp14="http://schemas.microsoft.com/office/word/2010/wordprocessingDrawing" xmlns:wp="http://schemas.openxmlformats.org/drawingml/2006/wordprocessingDrawing" xmlns:w10="urn:schemas-microsoft-com:office:word" xmlns:w="http://schemas.openxmlformats.org/wordprocessingml/2006/main" xmlns:w14="http://schemas.microsoft.com/office/word/2010/wordml" xmlns:w15="http://schemas.microsoft.com/office/word/2012/wordml" xmlns:w16cex="http://schemas.microsoft.com/office/word/2018/wordml/cex" xmlns:w16cid="http://schemas.microsoft.com/office/word/2016/wordml/cid" xmlns:w16="http://schemas.microsoft.com/office/word/2018/wordml" xmlns:w16du="http://schemas.microsoft.com/office/word/2023/wordml/word16du" xmlns:w16sdtdh="http://schemas.microsoft.com/office/word/2020/wordml/sdtdatahash" xmlns:w16sdtfl="http://schemas.microsoft.com/office/word/2024/wordml/sdtformatlock" xmlns:w16se="http://schemas.microsoft.com/office/word/2015/wordml/symex" xmlns:wpg="http://schemas.microsoft.com/office/word/2010/wordprocessingGroup" xmlns:wpi="http://schemas.microsoft.com/office/word/2010/wordprocessingInk" xmlns:wne="http://schemas.microsoft.com/office/word/2006/wordml" xmlns:wps="http://schemas.microsoft.com/office/word/2010/wordprocessingShape" mc:Ignorable="w14 w15 w16se w16cid w16 w16cex w16sdtdh w16sdtfl w16du wp14">
+<w:footnotes xmlns:wpc="http://schemas.microsoft.com/office/word/2010/wordprocessingCanvas" xmlns:cx="http://schemas.microsoft.com/office/drawing/2014/chartex" xmlns:cx1="http://schemas.microsoft.com/office/drawing/2015/9/8/chartex" xmlns:mc="http://schemas.openxmlformats.org/markup-compatibility/2006" xmlns:o="urn:schemas-microsoft-com:office:office" xmlns:r="http://schemas.openxmlformats.org/officeDocument/2006/relationships" xmlns:m="http://schemas.openxmlformats.org/officeDocument/2006/math" xmlns:v="urn:schemas-microsoft-com:vml" xmlns:wp14="http://schemas.microsoft.com/office/word/2010/wordprocessingDrawing" xmlns:wp="http://schemas.openxmlformats.org/drawingml/2006/wordprocessingDrawing" xmlns:w10="urn:schemas-microsoft-com:office:word" xmlns:w="http://schemas.openxmlformats.org/wordprocessingml/2006/main" xmlns:w14="http://schemas.microsoft.com/office/word/2010/wordml" xmlns:w15="http://schemas.microsoft.com/office/word/2012/wordml" xmlns:w16se="http://schemas.microsoft.com/office/word/2015/wordml/symex" xmlns:wpg="http://schemas.microsoft.com/office/word/2010/wordprocessingGroup" xmlns:wpi="http://schemas.microsoft.com/office/word/2010/wordprocessingInk" xmlns:wne="http://schemas.microsoft.com/office/word/2006/wordml" xmlns:wps="http://schemas.microsoft.com/office/word/2010/wordprocessingShape" mc:Ignorable="w14 w15 w16se wp14">
   <w:footnote w:type="separator" w:id="-1">
     <w:p>
       <w:pPr>
@@ -10306,7 +11480,7 @@
 </file>
 
 <file path=word/numbering.xml><?xml version="1.0" encoding="utf-8"?>
-<w:numbering xmlns:wpc="http://schemas.microsoft.com/office/word/2010/wordprocessingCanvas" xmlns:cx="http://schemas.microsoft.com/office/drawing/2014/chartex" xmlns:cx1="http://schemas.microsoft.com/office/drawing/2015/9/8/chartex" xmlns:cx2="http://schemas.microsoft.com/office/drawing/2015/10/21/chartex" xmlns:cx3="http://schemas.microsoft.com/office/drawing/2016/5/9/chartex" xmlns:cx4="http://schemas.microsoft.com/office/drawing/2016/5/10/chartex" xmlns:cx5="http://schemas.microsoft.com/office/drawing/2016/5/11/chartex" xmlns:cx6="http://schemas.microsoft.com/office/drawing/2016/5/12/chartex" xmlns:cx7="http://schemas.microsoft.com/office/drawing/2016/5/13/chartex" xmlns:cx8="http://schemas.microsoft.com/office/drawing/2016/5/14/chartex" xmlns:mc="http://schemas.openxmlformats.org/markup-compatibility/2006" xmlns:aink="http://schemas.microsoft.com/office/drawing/2016/ink" xmlns:am3d="http://schemas.microsoft.com/office/drawing/2017/model3d" xmlns:o="urn:schemas-microsoft-com:office:office" xmlns:oel="http://schemas.microsoft.com/office/2019/extlst" xmlns:r="http://schemas.openxmlformats.org/officeDocument/2006/relationships" xmlns:m="http://schemas.openxmlformats.org/officeDocument/2006/math" xmlns:v="urn:schemas-microsoft-com:vml" xmlns:wp14="http://schemas.microsoft.com/office/word/2010/wordprocessingDrawing" xmlns:wp="http://schemas.openxmlformats.org/drawingml/2006/wordprocessingDrawing" xmlns:w10="urn:schemas-microsoft-com:office:word" xmlns:w="http://schemas.openxmlformats.org/wordprocessingml/2006/main" xmlns:w14="http://schemas.microsoft.com/office/word/2010/wordml" xmlns:w15="http://schemas.microsoft.com/office/word/2012/wordml" xmlns:w16cex="http://schemas.microsoft.com/office/word/2018/wordml/cex" xmlns:w16cid="http://schemas.microsoft.com/office/word/2016/wordml/cid" xmlns:w16="http://schemas.microsoft.com/office/word/2018/wordml" xmlns:w16du="http://schemas.microsoft.com/office/word/2023/wordml/word16du" xmlns:w16sdtdh="http://schemas.microsoft.com/office/word/2020/wordml/sdtdatahash" xmlns:w16sdtfl="http://schemas.microsoft.com/office/word/2024/wordml/sdtformatlock" xmlns:w16se="http://schemas.microsoft.com/office/word/2015/wordml/symex" xmlns:wpg="http://schemas.microsoft.com/office/word/2010/wordprocessingGroup" xmlns:wpi="http://schemas.microsoft.com/office/word/2010/wordprocessingInk" xmlns:wne="http://schemas.microsoft.com/office/word/2006/wordml" xmlns:wps="http://schemas.microsoft.com/office/word/2010/wordprocessingShape" mc:Ignorable="w14 w15 w16se w16cid w16 w16cex w16sdtdh w16sdtfl w16du wp14">
+<w:numbering xmlns:wpc="http://schemas.microsoft.com/office/word/2010/wordprocessingCanvas" xmlns:cx="http://schemas.microsoft.com/office/drawing/2014/chartex" xmlns:cx1="http://schemas.microsoft.com/office/drawing/2015/9/8/chartex" xmlns:mc="http://schemas.openxmlformats.org/markup-compatibility/2006" xmlns:o="urn:schemas-microsoft-com:office:office" xmlns:r="http://schemas.openxmlformats.org/officeDocument/2006/relationships" xmlns:m="http://schemas.openxmlformats.org/officeDocument/2006/math" xmlns:v="urn:schemas-microsoft-com:vml" xmlns:wp14="http://schemas.microsoft.com/office/word/2010/wordprocessingDrawing" xmlns:wp="http://schemas.openxmlformats.org/drawingml/2006/wordprocessingDrawing" xmlns:w10="urn:schemas-microsoft-com:office:word" xmlns:w="http://schemas.openxmlformats.org/wordprocessingml/2006/main" xmlns:w14="http://schemas.microsoft.com/office/word/2010/wordml" xmlns:w15="http://schemas.microsoft.com/office/word/2012/wordml" xmlns:w16se="http://schemas.microsoft.com/office/word/2015/wordml/symex" xmlns:wpg="http://schemas.microsoft.com/office/word/2010/wordprocessingGroup" xmlns:wpi="http://schemas.microsoft.com/office/word/2010/wordprocessingInk" xmlns:wne="http://schemas.microsoft.com/office/word/2006/wordml" xmlns:wps="http://schemas.microsoft.com/office/word/2010/wordprocessingShape" mc:Ignorable="w14 w15 w16se wp14">
   <w:abstractNum w:abstractNumId="0" w15:restartNumberingAfterBreak="0">
     <w:nsid w:val="FFFFFF7C"/>
     <w:multiLevelType w:val="singleLevel"/>
@@ -10745,47 +11919,47 @@
       </w:pPr>
     </w:lvl>
   </w:abstractNum>
-  <w:num w:numId="1" w16cid:durableId="1946035603">
+  <w:num w:numId="1">
     <w:abstractNumId w:val="8"/>
   </w:num>
-  <w:num w:numId="2" w16cid:durableId="106196212">
+  <w:num w:numId="2">
     <w:abstractNumId w:val="6"/>
   </w:num>
-  <w:num w:numId="3" w16cid:durableId="109904716">
+  <w:num w:numId="3">
     <w:abstractNumId w:val="5"/>
   </w:num>
-  <w:num w:numId="4" w16cid:durableId="49349852">
+  <w:num w:numId="4">
     <w:abstractNumId w:val="4"/>
   </w:num>
-  <w:num w:numId="5" w16cid:durableId="1425492209">
+  <w:num w:numId="5">
     <w:abstractNumId w:val="7"/>
   </w:num>
-  <w:num w:numId="6" w16cid:durableId="1694913912">
+  <w:num w:numId="6">
     <w:abstractNumId w:val="3"/>
   </w:num>
-  <w:num w:numId="7" w16cid:durableId="1603142267">
+  <w:num w:numId="7">
     <w:abstractNumId w:val="2"/>
   </w:num>
-  <w:num w:numId="8" w16cid:durableId="1966810262">
+  <w:num w:numId="8">
     <w:abstractNumId w:val="1"/>
   </w:num>
-  <w:num w:numId="9" w16cid:durableId="694159249">
+  <w:num w:numId="9">
     <w:abstractNumId w:val="0"/>
   </w:num>
-  <w:num w:numId="10" w16cid:durableId="610092319">
+  <w:num w:numId="10">
     <w:abstractNumId w:val="10"/>
   </w:num>
-  <w:num w:numId="11" w16cid:durableId="734280226">
+  <w:num w:numId="11">
     <w:abstractNumId w:val="9"/>
   </w:num>
-  <w:num w:numId="12" w16cid:durableId="1066998594">
+  <w:num w:numId="12">
     <w:abstractNumId w:val="11"/>
   </w:num>
 </w:numbering>
 </file>
 
 <file path=word/styles.xml><?xml version="1.0" encoding="utf-8"?>
-<w:styles xmlns:mc="http://schemas.openxmlformats.org/markup-compatibility/2006" xmlns:r="http://schemas.openxmlformats.org/officeDocument/2006/relationships" xmlns:w="http://schemas.openxmlformats.org/wordprocessingml/2006/main" xmlns:w14="http://schemas.microsoft.com/office/word/2010/wordml" xmlns:w15="http://schemas.microsoft.com/office/word/2012/wordml" xmlns:w16cex="http://schemas.microsoft.com/office/word/2018/wordml/cex" xmlns:w16cid="http://schemas.microsoft.com/office/word/2016/wordml/cid" xmlns:w16="http://schemas.microsoft.com/office/word/2018/wordml" xmlns:w16du="http://schemas.microsoft.com/office/word/2023/wordml/word16du" xmlns:w16sdtdh="http://schemas.microsoft.com/office/word/2020/wordml/sdtdatahash" xmlns:w16sdtfl="http://schemas.microsoft.com/office/word/2024/wordml/sdtformatlock" xmlns:w16se="http://schemas.microsoft.com/office/word/2015/wordml/symex" mc:Ignorable="w14 w15 w16se w16cid w16 w16cex w16sdtdh w16sdtfl w16du">
+<w:styles xmlns:mc="http://schemas.openxmlformats.org/markup-compatibility/2006" xmlns:r="http://schemas.openxmlformats.org/officeDocument/2006/relationships" xmlns:w="http://schemas.openxmlformats.org/wordprocessingml/2006/main" xmlns:w14="http://schemas.microsoft.com/office/word/2010/wordml" xmlns:w15="http://schemas.microsoft.com/office/word/2012/wordml" xmlns:w16se="http://schemas.microsoft.com/office/word/2015/wordml/symex" mc:Ignorable="w14 w15 w16se">
   <w:docDefaults>
     <w:rPrDefault>
       <w:rPr>
@@ -10801,7 +11975,7 @@
       </w:pPr>
     </w:pPrDefault>
   </w:docDefaults>
-  <w:latentStyles w:defLockedState="0" w:defUIPriority="99" w:defSemiHidden="0" w:defUnhideWhenUsed="0" w:defQFormat="0" w:count="376">
+  <w:latentStyles w:defLockedState="0" w:defUIPriority="99" w:defSemiHidden="0" w:defUnhideWhenUsed="0" w:defQFormat="0" w:count="371">
     <w:lsdException w:name="Normal" w:uiPriority="0" w:qFormat="1"/>
     <w:lsdException w:name="heading 1" w:uiPriority="9" w:qFormat="1"/>
     <w:lsdException w:name="heading 2" w:semiHidden="1" w:uiPriority="9" w:unhideWhenUsed="1" w:qFormat="1"/>
@@ -11164,11 +12338,6 @@
     <w:lsdException w:name="List Table 5 Dark Accent 6" w:uiPriority="50"/>
     <w:lsdException w:name="List Table 6 Colorful Accent 6" w:uiPriority="51"/>
     <w:lsdException w:name="List Table 7 Colorful Accent 6" w:uiPriority="52"/>
-    <w:lsdException w:name="Mention" w:semiHidden="1" w:unhideWhenUsed="1"/>
-    <w:lsdException w:name="Smart Hyperlink" w:semiHidden="1" w:unhideWhenUsed="1"/>
-    <w:lsdException w:name="Hashtag" w:semiHidden="1" w:unhideWhenUsed="1"/>
-    <w:lsdException w:name="Unresolved Mention" w:semiHidden="1" w:unhideWhenUsed="1"/>
-    <w:lsdException w:name="Smart Link" w:semiHidden="1" w:unhideWhenUsed="1"/>
   </w:latentStyles>
   <w:style w:type="paragraph" w:default="1" w:styleId="a1">
     <w:name w:val="Normal"/>
@@ -22550,7 +23719,7 @@
 </file>
 
 <file path=customXml/itemProps1.xml><?xml version="1.0" encoding="utf-8"?>
-<ds:datastoreItem xmlns:ds="http://schemas.openxmlformats.org/officeDocument/2006/customXml" ds:itemID="{B8D1866E-895C-4A73-9234-D6FEBCDB8173}">
+<ds:datastoreItem xmlns:ds="http://schemas.openxmlformats.org/officeDocument/2006/customXml" ds:itemID="{EB4704AB-41B4-41A4-941B-70B6B6B663AA}">
   <ds:schemaRefs>
     <ds:schemaRef ds:uri="http://schemas.openxmlformats.org/officeDocument/2006/bibliography"/>
   </ds:schemaRefs>
